--- a/DS Assignment batch April 2025/Interview Question/Interview Questions Recomwendation System.docx
+++ b/DS Assignment batch April 2025/Interview Question/Interview Questions Recomwendation System.docx
@@ -1,1634 +1,676 @@
 
 <file path=word/document.xml><?xml version="1.0" encoding="utf-8"?>
-<w:document xmlns:wpc="http://schemas.microsoft.com/office/word/2010/wordprocessingCanvas" xmlns:cx="http://schemas.microsoft.com/office/drawing/2014/chartex" xmlns:cx1="http://schemas.microsoft.com/office/drawing/2015/9/8/chartex" xmlns:cx2="http://schemas.microsoft.com/office/drawing/2015/10/21/chartex" xmlns:cx3="http://schemas.microsoft.com/office/drawing/2016/5/9/chartex" xmlns:cx4="http://schemas.microsoft.com/office/drawing/2016/5/10/chartex" xmlns:cx5="http://schemas.microsoft.com/office/drawing/2016/5/11/chartex" xmlns:cx6="http://schemas.microsoft.com/office/drawing/2016/5/12/chartex" xmlns:cx7="http://schemas.microsoft.com/office/drawing/2016/5/13/chartex" xmlns:cx8="http://schemas.microsoft.com/office/drawing/2016/5/14/chartex" xmlns:mc="http://schemas.openxmlformats.org/markup-compatibility/2006" xmlns:aink="http://schemas.microsoft.com/office/drawing/2016/ink" xmlns:am3d="http://schemas.microsoft.com/office/drawing/2017/model3d" xmlns:o="urn:schemas-microsoft-com:office:office" xmlns:r="http://schemas.openxmlformats.org/officeDocument/2006/relationships" xmlns:m="http://schemas.openxmlformats.org/officeDocument/2006/math" xmlns:v="urn:schemas-microsoft-com:vml" xmlns:wp14="http://schemas.microsoft.com/office/word/2010/wordprocessingDrawing" xmlns:wp="http://schemas.openxmlformats.org/drawingml/2006/wordprocessingDrawing" xmlns:w10="urn:schemas-microsoft-com:office:word" xmlns:w="http://schemas.openxmlformats.org/wordprocessingml/2006/main" xmlns:w14="http://schemas.microsoft.com/office/word/2010/wordml" xmlns:w15="http://schemas.microsoft.com/office/word/2012/wordml" xmlns:w16cid="http://schemas.microsoft.com/office/word/2016/wordml/cid" xmlns:w16se="http://schemas.microsoft.com/office/word/2015/wordml/symex" xmlns:wpg="http://schemas.microsoft.com/office/word/2010/wordprocessingGroup" xmlns:wpi="http://schemas.microsoft.com/office/word/2010/wordprocessingInk" xmlns:wne="http://schemas.microsoft.com/office/word/2006/wordml" xmlns:wps="http://schemas.microsoft.com/office/word/2010/wordprocessingShape" mc:Ignorable="w14 w15 w16se w16cid wp14">
+<w:document xmlns:wpc="http://schemas.microsoft.com/office/word/2010/wordprocessingCanvas" xmlns:cx="http://schemas.microsoft.com/office/drawing/2014/chartex" xmlns:cx1="http://schemas.microsoft.com/office/drawing/2015/9/8/chartex" xmlns:cx2="http://schemas.microsoft.com/office/drawing/2015/10/21/chartex" xmlns:cx3="http://schemas.microsoft.com/office/drawing/2016/5/9/chartex" xmlns:cx4="http://schemas.microsoft.com/office/drawing/2016/5/10/chartex" xmlns:cx5="http://schemas.microsoft.com/office/drawing/2016/5/11/chartex" xmlns:cx6="http://schemas.microsoft.com/office/drawing/2016/5/12/chartex" xmlns:cx7="http://schemas.microsoft.com/office/drawing/2016/5/13/chartex" xmlns:cx8="http://schemas.microsoft.com/office/drawing/2016/5/14/chartex" xmlns:mc="http://schemas.openxmlformats.org/markup-compatibility/2006" xmlns:aink="http://schemas.microsoft.com/office/drawing/2016/ink" xmlns:am3d="http://schemas.microsoft.com/office/drawing/2017/model3d" xmlns:o="urn:schemas-microsoft-com:office:office" xmlns:oel="http://schemas.microsoft.com/office/2019/extlst" xmlns:r="http://schemas.openxmlformats.org/officeDocument/2006/relationships" xmlns:m="http://schemas.openxmlformats.org/officeDocument/2006/math" xmlns:v="urn:schemas-microsoft-com:vml" xmlns:wp14="http://schemas.microsoft.com/office/word/2010/wordprocessingDrawing" xmlns:wp="http://schemas.openxmlformats.org/drawingml/2006/wordprocessingDrawing" xmlns:w10="urn:schemas-microsoft-com:office:word" xmlns:w="http://schemas.openxmlformats.org/wordprocessingml/2006/main" xmlns:w14="http://schemas.microsoft.com/office/word/2010/wordml" xmlns:w15="http://schemas.microsoft.com/office/word/2012/wordml" xmlns:w16cex="http://schemas.microsoft.com/office/word/2018/wordml/cex" xmlns:w16cid="http://schemas.microsoft.com/office/word/2016/wordml/cid" xmlns:w16="http://schemas.microsoft.com/office/word/2018/wordml" xmlns:w16du="http://schemas.microsoft.com/office/word/2023/wordml/word16du" xmlns:w16sdtdh="http://schemas.microsoft.com/office/word/2020/wordml/sdtdatahash" xmlns:w16sdtfl="http://schemas.microsoft.com/office/word/2024/wordml/sdtformatlock" xmlns:w16se="http://schemas.microsoft.com/office/word/2015/wordml/symex" xmlns:wpg="http://schemas.microsoft.com/office/word/2010/wordprocessingGroup" xmlns:wpi="http://schemas.microsoft.com/office/word/2010/wordprocessingInk" xmlns:wne="http://schemas.microsoft.com/office/word/2006/wordml" xmlns:wps="http://schemas.microsoft.com/office/word/2010/wordprocessingShape" mc:Ignorable="w14 w15 w16se w16cid w16 w16cex w16sdtdh w16sdtfl w16du wp14">
   <w:body>
     <w:p>
-      <w:r>
-        <w:t>Interview Questions:</w:t>
-      </w:r>
-    </w:p>
-    <w:p>
       <w:pPr>
         <w:rPr>
-          <w:color w:val="FF0000"/>
-        </w:rPr>
-      </w:pPr>
-      <w:r>
-        <w:rPr>
-          <w:color w:val="FF0000"/>
-        </w:rPr>
-        <w:t>1. Can you explain the difference between user-based and item-based collaborative filtering?</w:t>
-      </w:r>
-    </w:p>
-    <w:p>
-      <w:pPr>
-        <w:spacing w:before="100" w:beforeAutospacing="1" w:after="100" w:afterAutospacing="1" w:line="240" w:lineRule="auto"/>
-        <w:rPr>
-          <w:rFonts w:ascii="Times New Roman" w:eastAsia="Times New Roman" w:hAnsi="Times New Roman" w:cs="Times New Roman"/>
-          <w:sz w:val="24"/>
-          <w:szCs w:val="24"/>
-          <w:lang w:eastAsia="en-IN"/>
-        </w:rPr>
-      </w:pPr>
-      <w:r>
-        <w:rPr>
-          <w:rFonts w:ascii="Times New Roman" w:eastAsia="Times New Roman" w:hAnsi="Times New Roman" w:cs="Times New Roman"/>
-          <w:sz w:val="24"/>
-          <w:szCs w:val="24"/>
-          <w:lang w:eastAsia="en-IN"/>
-        </w:rPr>
-        <w:t xml:space="preserve">User-based and item-based collaborative filtering are two primary approaches in recommender systems, each leveraging different aspects of user-item interactions to generate recommendations. </w:t>
-      </w:r>
-    </w:p>
-    <w:p>
-      <w:pPr>
-        <w:spacing w:after="0" w:line="240" w:lineRule="auto"/>
-        <w:rPr>
-          <w:rFonts w:ascii="Times New Roman" w:eastAsia="Times New Roman" w:hAnsi="Times New Roman" w:cs="Times New Roman"/>
-          <w:sz w:val="24"/>
-          <w:szCs w:val="24"/>
-          <w:lang w:eastAsia="en-IN"/>
-        </w:rPr>
-      </w:pPr>
-      <w:r>
-        <w:rPr>
-          <w:rFonts w:ascii="Times New Roman" w:eastAsia="Times New Roman" w:hAnsi="Times New Roman" w:cs="Times New Roman"/>
-          <w:sz w:val="24"/>
-          <w:szCs w:val="24"/>
-          <w:lang w:eastAsia="en-IN"/>
-        </w:rPr>
-        <w:pict>
-          <v:rect id="_x0000_i1025" style="width:0;height:1.5pt" o:hralign="center" o:hrstd="t" o:hr="t" fillcolor="#a0a0a0" stroked="f"/>
-        </w:pict>
-      </w:r>
-    </w:p>
-    <w:p>
-      <w:pPr>
-        <w:spacing w:before="100" w:beforeAutospacing="1" w:after="100" w:afterAutospacing="1" w:line="240" w:lineRule="auto"/>
-        <w:outlineLvl w:val="2"/>
-        <w:rPr>
-          <w:rFonts w:ascii="Times New Roman" w:eastAsia="Times New Roman" w:hAnsi="Times New Roman" w:cs="Times New Roman"/>
           <w:b/>
           <w:bCs/>
-          <w:sz w:val="27"/>
-          <w:szCs w:val="27"/>
-          <w:lang w:eastAsia="en-IN"/>
         </w:rPr>
       </w:pPr>
       <w:r>
         <w:rPr>
-          <w:rFonts w:ascii="Times New Roman" w:eastAsia="Times New Roman" w:hAnsi="Times New Roman" w:cs="Times New Roman"/>
           <w:b/>
           <w:bCs/>
-          <w:sz w:val="27"/>
-          <w:szCs w:val="27"/>
-          <w:lang w:eastAsia="en-IN"/>
         </w:rPr>
-        <w:t>User-Based Collaborative Filtering (UBCF)</w:t>
-      </w:r>
-    </w:p>
-    <w:p>
-      <w:pPr>
-        <w:spacing w:before="100" w:beforeAutospacing="1" w:after="100" w:afterAutospacing="1" w:line="240" w:lineRule="auto"/>
+        <w:t>Interview Question 1:</w:t>
+      </w:r>
+    </w:p>
+    <w:p>
+      <w:r>
         <w:rPr>
-          <w:rFonts w:ascii="Times New Roman" w:eastAsia="Times New Roman" w:hAnsi="Times New Roman" w:cs="Times New Roman"/>
-          <w:sz w:val="24"/>
-          <w:szCs w:val="24"/>
-          <w:lang w:eastAsia="en-IN"/>
-        </w:rPr>
-      </w:pPr>
-      <w:r>
-        <w:rPr>
-          <w:rFonts w:ascii="Times New Roman" w:eastAsia="Times New Roman" w:hAnsi="Times New Roman" w:cs="Times New Roman"/>
           <w:b/>
           <w:bCs/>
-          <w:sz w:val="24"/>
-          <w:szCs w:val="24"/>
-          <w:lang w:eastAsia="en-IN"/>
         </w:rPr>
-        <w:t>Concept</w:t>
-      </w:r>
+        <w:t>Can you explain the difference between user-based and item-based collaborative filtering?</w:t>
+      </w:r>
+    </w:p>
+    <w:p>
+      <w:r>
+        <w:t xml:space="preserve"> So basically, both user-based and item-based collaborative filtering are used in recommender systems, but they work a bit differently depending on what they focus on.</w:t>
+      </w:r>
+    </w:p>
+    <w:p>
       <w:r>
         <w:rPr>
-          <w:rFonts w:ascii="Times New Roman" w:eastAsia="Times New Roman" w:hAnsi="Times New Roman" w:cs="Times New Roman"/>
-          <w:sz w:val="24"/>
-          <w:szCs w:val="24"/>
-          <w:lang w:eastAsia="en-IN"/>
-        </w:rPr>
-        <w:t>: UBCF operates on the premise that users with similar preferences in the past will continue to share similar tastes in the future</w:t>
-      </w:r>
-      <w:r>
-        <w:rPr>
-          <w:rFonts w:ascii="Times New Roman" w:eastAsia="Times New Roman" w:hAnsi="Times New Roman" w:cs="Times New Roman"/>
-          <w:sz w:val="24"/>
-          <w:szCs w:val="24"/>
-          <w:lang w:eastAsia="en-IN"/>
-        </w:rPr>
-        <w:t>.</w:t>
-      </w:r>
-      <w:r>
-        <w:rPr>
-          <w:rFonts w:ascii="Times New Roman" w:eastAsia="Times New Roman" w:hAnsi="Times New Roman" w:cs="Times New Roman"/>
-          <w:sz w:val="24"/>
-          <w:szCs w:val="24"/>
-          <w:lang w:eastAsia="en-IN"/>
-        </w:rPr>
-        <w:t xml:space="preserve"> </w:t>
-      </w:r>
-    </w:p>
-    <w:p>
-      <w:pPr>
-        <w:spacing w:before="100" w:beforeAutospacing="1" w:after="100" w:afterAutospacing="1" w:line="240" w:lineRule="auto"/>
-        <w:rPr>
-          <w:rFonts w:ascii="Times New Roman" w:eastAsia="Times New Roman" w:hAnsi="Times New Roman" w:cs="Times New Roman"/>
-          <w:sz w:val="24"/>
-          <w:szCs w:val="24"/>
-          <w:lang w:eastAsia="en-IN"/>
-        </w:rPr>
-      </w:pPr>
-      <w:r>
-        <w:rPr>
-          <w:rFonts w:ascii="Times New Roman" w:eastAsia="Times New Roman" w:hAnsi="Times New Roman" w:cs="Times New Roman"/>
           <w:b/>
           <w:bCs/>
-          <w:sz w:val="24"/>
-          <w:szCs w:val="24"/>
-          <w:lang w:eastAsia="en-IN"/>
         </w:rPr>
-        <w:t>Mechanism</w:t>
-      </w:r>
-      <w:r>
-        <w:rPr>
-          <w:rFonts w:ascii="Times New Roman" w:eastAsia="Times New Roman" w:hAnsi="Times New Roman" w:cs="Times New Roman"/>
-          <w:sz w:val="24"/>
-          <w:szCs w:val="24"/>
-          <w:lang w:eastAsia="en-IN"/>
-        </w:rPr>
-        <w:t>:</w:t>
+        <w:t>User-Based Collaborative Filtering (UBCF):</w:t>
+      </w:r>
+      <w:r>
+        <w:br/>
+        <w:t>This approach is all about finding people who think alike. The idea is — if two users liked similar things in the past, they’ll probably like similar things in the future too.</w:t>
+      </w:r>
+    </w:p>
+    <w:p>
+      <w:r>
+        <w:t>Here’s how it works:</w:t>
       </w:r>
     </w:p>
     <w:p>
       <w:pPr>
         <w:numPr>
           <w:ilvl w:val="0"/>
-          <w:numId w:val="1"/>
+          <w:numId w:val="10"/>
         </w:numPr>
-        <w:spacing w:before="100" w:beforeAutospacing="1" w:after="100" w:afterAutospacing="1" w:line="240" w:lineRule="auto"/>
+      </w:pPr>
+      <w:r>
+        <w:t>We calculate how similar two users are based on their ratings or interactions.</w:t>
+      </w:r>
+    </w:p>
+    <w:p>
+      <w:pPr>
+        <w:numPr>
+          <w:ilvl w:val="0"/>
+          <w:numId w:val="10"/>
+        </w:numPr>
+      </w:pPr>
+      <w:r>
+        <w:t>Then we pick a group of users who are most similar to our target user — we call them "</w:t>
+      </w:r>
+      <w:proofErr w:type="spellStart"/>
+      <w:r>
+        <w:t>neighbors</w:t>
+      </w:r>
+      <w:proofErr w:type="spellEnd"/>
+      <w:r>
+        <w:t>."</w:t>
+      </w:r>
+    </w:p>
+    <w:p>
+      <w:pPr>
+        <w:numPr>
+          <w:ilvl w:val="0"/>
+          <w:numId w:val="10"/>
+        </w:numPr>
+      </w:pPr>
+      <w:r>
+        <w:t>Finally, we recommend items to the target user that those similar users liked.</w:t>
+      </w:r>
+    </w:p>
+    <w:p>
+      <w:r>
         <w:rPr>
-          <w:rFonts w:ascii="Times New Roman" w:eastAsia="Times New Roman" w:hAnsi="Times New Roman" w:cs="Times New Roman"/>
-          <w:sz w:val="24"/>
-          <w:szCs w:val="24"/>
-          <w:lang w:eastAsia="en-IN"/>
-        </w:rPr>
-      </w:pPr>
-      <w:r>
-        <w:rPr>
-          <w:rFonts w:ascii="Times New Roman" w:eastAsia="Times New Roman" w:hAnsi="Times New Roman" w:cs="Times New Roman"/>
           <w:b/>
           <w:bCs/>
-          <w:sz w:val="24"/>
-          <w:szCs w:val="24"/>
-          <w:lang w:eastAsia="en-IN"/>
         </w:rPr>
-        <w:t>Similarity Computation</w:t>
-      </w:r>
+        <w:t>Example:</w:t>
+      </w:r>
+      <w:r>
+        <w:t xml:space="preserve"> If I and you both liked the same few movies, and you liked one movie I haven’t watched yet, then that movie might be recommended to me.</w:t>
+      </w:r>
+    </w:p>
+    <w:p>
       <w:r>
         <w:rPr>
-          <w:rFonts w:ascii="Times New Roman" w:eastAsia="Times New Roman" w:hAnsi="Times New Roman" w:cs="Times New Roman"/>
-          <w:sz w:val="24"/>
-          <w:szCs w:val="24"/>
-          <w:lang w:eastAsia="en-IN"/>
+          <w:b/>
+          <w:bCs/>
         </w:rPr>
-        <w:t>: Calculate the similarity between users based on their ratings or interactions with items.</w:t>
+        <w:t>Pros:</w:t>
       </w:r>
     </w:p>
     <w:p>
       <w:pPr>
         <w:numPr>
           <w:ilvl w:val="0"/>
-          <w:numId w:val="1"/>
+          <w:numId w:val="11"/>
         </w:numPr>
-        <w:spacing w:before="100" w:beforeAutospacing="1" w:after="100" w:afterAutospacing="1" w:line="240" w:lineRule="auto"/>
+      </w:pPr>
+      <w:r>
+        <w:t>Very personalized, since it looks directly at what similar people like.</w:t>
+      </w:r>
+    </w:p>
+    <w:p>
+      <w:pPr>
+        <w:numPr>
+          <w:ilvl w:val="0"/>
+          <w:numId w:val="11"/>
+        </w:numPr>
+      </w:pPr>
+      <w:r>
+        <w:t>Works well when user preferences are diverse.</w:t>
+      </w:r>
+    </w:p>
+    <w:p>
+      <w:r>
         <w:rPr>
-          <w:rFonts w:ascii="Times New Roman" w:eastAsia="Times New Roman" w:hAnsi="Times New Roman" w:cs="Times New Roman"/>
-          <w:sz w:val="24"/>
-          <w:szCs w:val="24"/>
-          <w:lang w:eastAsia="en-IN"/>
-        </w:rPr>
-      </w:pPr>
-      <w:proofErr w:type="spellStart"/>
-      <w:r>
-        <w:rPr>
-          <w:rFonts w:ascii="Times New Roman" w:eastAsia="Times New Roman" w:hAnsi="Times New Roman" w:cs="Times New Roman"/>
           <w:b/>
           <w:bCs/>
-          <w:sz w:val="24"/>
-          <w:szCs w:val="24"/>
-          <w:lang w:eastAsia="en-IN"/>
         </w:rPr>
-        <w:t>Neighbor</w:t>
-      </w:r>
-      <w:proofErr w:type="spellEnd"/>
+        <w:t>Cons:</w:t>
+      </w:r>
+    </w:p>
+    <w:p>
+      <w:pPr>
+        <w:numPr>
+          <w:ilvl w:val="0"/>
+          <w:numId w:val="12"/>
+        </w:numPr>
+      </w:pPr>
+      <w:r>
+        <w:t>Doesn’t scale well if there are millions of users.</w:t>
+      </w:r>
+    </w:p>
+    <w:p>
+      <w:pPr>
+        <w:numPr>
+          <w:ilvl w:val="0"/>
+          <w:numId w:val="12"/>
+        </w:numPr>
+      </w:pPr>
+      <w:r>
+        <w:t>Can struggle if there isn’t enough user data (the sparsity problem).</w:t>
+      </w:r>
+    </w:p>
+    <w:p>
+      <w:r>
+        <w:pict w14:anchorId="73F2459C">
+          <v:rect id="_x0000_i1165" style="width:0;height:1.5pt" o:hralign="center" o:hrstd="t" o:hr="t" fillcolor="#a0a0a0" stroked="f"/>
+        </w:pict>
+      </w:r>
+    </w:p>
+    <w:p>
       <w:r>
         <w:rPr>
-          <w:rFonts w:ascii="Times New Roman" w:eastAsia="Times New Roman" w:hAnsi="Times New Roman" w:cs="Times New Roman"/>
           <w:b/>
           <w:bCs/>
-          <w:sz w:val="24"/>
-          <w:szCs w:val="24"/>
-          <w:lang w:eastAsia="en-IN"/>
         </w:rPr>
-        <w:t xml:space="preserve"> Selection</w:t>
-      </w:r>
+        <w:t>Item-Based Collaborative Filtering (IBCF):</w:t>
+      </w:r>
+      <w:r>
+        <w:br/>
+        <w:t>This one flips the logic — instead of comparing users, it compares items. It assumes that if a user liked one item, they’ll also like similar items.</w:t>
+      </w:r>
+    </w:p>
+    <w:p>
       <w:r>
         <w:rPr>
-          <w:rFonts w:ascii="Times New Roman" w:eastAsia="Times New Roman" w:hAnsi="Times New Roman" w:cs="Times New Roman"/>
-          <w:sz w:val="24"/>
-          <w:szCs w:val="24"/>
-          <w:lang w:eastAsia="en-IN"/>
+          <w:b/>
+          <w:bCs/>
         </w:rPr>
-        <w:t>: Identify a set of users (</w:t>
-      </w:r>
-      <w:proofErr w:type="spellStart"/>
-      <w:r>
-        <w:rPr>
-          <w:rFonts w:ascii="Times New Roman" w:eastAsia="Times New Roman" w:hAnsi="Times New Roman" w:cs="Times New Roman"/>
-          <w:sz w:val="24"/>
-          <w:szCs w:val="24"/>
-          <w:lang w:eastAsia="en-IN"/>
-        </w:rPr>
-        <w:t>neighbors</w:t>
-      </w:r>
-      <w:proofErr w:type="spellEnd"/>
-      <w:r>
-        <w:rPr>
-          <w:rFonts w:ascii="Times New Roman" w:eastAsia="Times New Roman" w:hAnsi="Times New Roman" w:cs="Times New Roman"/>
-          <w:sz w:val="24"/>
-          <w:szCs w:val="24"/>
-          <w:lang w:eastAsia="en-IN"/>
-        </w:rPr>
-        <w:t>) who are most similar to the target user.</w:t>
+        <w:t>How it works:</w:t>
       </w:r>
     </w:p>
     <w:p>
       <w:pPr>
         <w:numPr>
           <w:ilvl w:val="0"/>
-          <w:numId w:val="1"/>
+          <w:numId w:val="13"/>
         </w:numPr>
-        <w:spacing w:before="100" w:beforeAutospacing="1" w:after="100" w:afterAutospacing="1" w:line="240" w:lineRule="auto"/>
+      </w:pPr>
+      <w:r>
+        <w:t>Calculate similarities between items.</w:t>
+      </w:r>
+    </w:p>
+    <w:p>
+      <w:pPr>
+        <w:numPr>
+          <w:ilvl w:val="0"/>
+          <w:numId w:val="13"/>
+        </w:numPr>
+      </w:pPr>
+      <w:r>
+        <w:t>Recommend items similar to the ones the user already liked.</w:t>
+      </w:r>
+    </w:p>
+    <w:p>
+      <w:r>
         <w:rPr>
-          <w:rFonts w:ascii="Times New Roman" w:eastAsia="Times New Roman" w:hAnsi="Times New Roman" w:cs="Times New Roman"/>
-          <w:sz w:val="24"/>
-          <w:szCs w:val="24"/>
-          <w:lang w:eastAsia="en-IN"/>
-        </w:rPr>
-      </w:pPr>
-      <w:r>
-        <w:rPr>
-          <w:rFonts w:ascii="Times New Roman" w:eastAsia="Times New Roman" w:hAnsi="Times New Roman" w:cs="Times New Roman"/>
           <w:b/>
           <w:bCs/>
-          <w:sz w:val="24"/>
-          <w:szCs w:val="24"/>
-          <w:lang w:eastAsia="en-IN"/>
         </w:rPr>
-        <w:t>Recommendation Generation</w:t>
+        <w:t>Example:</w:t>
+      </w:r>
+      <w:r>
+        <w:t xml:space="preserve"> If someone liked </w:t>
       </w:r>
       <w:r>
         <w:rPr>
-          <w:rFonts w:ascii="Times New Roman" w:eastAsia="Times New Roman" w:hAnsi="Times New Roman" w:cs="Times New Roman"/>
-          <w:sz w:val="24"/>
-          <w:szCs w:val="24"/>
-          <w:lang w:eastAsia="en-IN"/>
+          <w:i/>
+          <w:iCs/>
         </w:rPr>
-        <w:t xml:space="preserve">: Predict the target user's rating for an item by aggregating the ratings of these similar users for that item. </w:t>
-      </w:r>
-    </w:p>
-    <w:p>
-      <w:pPr>
-        <w:spacing w:before="100" w:beforeAutospacing="1" w:after="100" w:afterAutospacing="1" w:line="240" w:lineRule="auto"/>
+        <w:t>The Godfather</w:t>
+      </w:r>
+      <w:r>
+        <w:t xml:space="preserve">, and most users who liked it also liked </w:t>
+      </w:r>
+      <w:r>
         <w:rPr>
-          <w:rFonts w:ascii="Times New Roman" w:eastAsia="Times New Roman" w:hAnsi="Times New Roman" w:cs="Times New Roman"/>
-          <w:sz w:val="24"/>
-          <w:szCs w:val="24"/>
-          <w:lang w:eastAsia="en-IN"/>
+          <w:i/>
+          <w:iCs/>
         </w:rPr>
-      </w:pPr>
+        <w:t>The Godfather Part II</w:t>
+      </w:r>
+      <w:r>
+        <w:t>, the system will recommend that sequel.</w:t>
+      </w:r>
+    </w:p>
+    <w:p>
       <w:r>
         <w:rPr>
-          <w:rFonts w:ascii="Times New Roman" w:eastAsia="Times New Roman" w:hAnsi="Times New Roman" w:cs="Times New Roman"/>
           <w:b/>
           <w:bCs/>
-          <w:sz w:val="24"/>
-          <w:szCs w:val="24"/>
-          <w:lang w:eastAsia="en-IN"/>
         </w:rPr>
-        <w:t>Example</w:t>
-      </w:r>
+        <w:t>Pros:</w:t>
+      </w:r>
+    </w:p>
+    <w:p>
+      <w:pPr>
+        <w:numPr>
+          <w:ilvl w:val="0"/>
+          <w:numId w:val="14"/>
+        </w:numPr>
+      </w:pPr>
+      <w:r>
+        <w:t>More scalable since item similarities don’t change often.</w:t>
+      </w:r>
+    </w:p>
+    <w:p>
+      <w:pPr>
+        <w:numPr>
+          <w:ilvl w:val="0"/>
+          <w:numId w:val="14"/>
+        </w:numPr>
+      </w:pPr>
+      <w:r>
+        <w:t>Works well when there are fewer items than users.</w:t>
+      </w:r>
+    </w:p>
+    <w:p>
       <w:r>
         <w:rPr>
-          <w:rFonts w:ascii="Times New Roman" w:eastAsia="Times New Roman" w:hAnsi="Times New Roman" w:cs="Times New Roman"/>
-          <w:sz w:val="24"/>
-          <w:szCs w:val="24"/>
-          <w:lang w:eastAsia="en-IN"/>
-        </w:rPr>
-        <w:t xml:space="preserve">: If User A and User B both rated several movies similarly, and User A rated a new movie highly that User B hasn't seen, the system might recommend that movie to User B. </w:t>
-      </w:r>
-    </w:p>
-    <w:p>
-      <w:pPr>
-        <w:spacing w:before="100" w:beforeAutospacing="1" w:after="100" w:afterAutospacing="1" w:line="240" w:lineRule="auto"/>
-        <w:rPr>
-          <w:rFonts w:ascii="Times New Roman" w:eastAsia="Times New Roman" w:hAnsi="Times New Roman" w:cs="Times New Roman"/>
-          <w:sz w:val="24"/>
-          <w:szCs w:val="24"/>
-          <w:lang w:eastAsia="en-IN"/>
-        </w:rPr>
-      </w:pPr>
-      <w:r>
-        <w:rPr>
-          <w:rFonts w:ascii="Times New Roman" w:eastAsia="Times New Roman" w:hAnsi="Times New Roman" w:cs="Times New Roman"/>
           <w:b/>
           <w:bCs/>
-          <w:sz w:val="24"/>
-          <w:szCs w:val="24"/>
-          <w:lang w:eastAsia="en-IN"/>
         </w:rPr>
-        <w:t>Advantages</w:t>
-      </w:r>
-      <w:r>
-        <w:rPr>
-          <w:rFonts w:ascii="Times New Roman" w:eastAsia="Times New Roman" w:hAnsi="Times New Roman" w:cs="Times New Roman"/>
-          <w:sz w:val="24"/>
-          <w:szCs w:val="24"/>
-          <w:lang w:eastAsia="en-IN"/>
-        </w:rPr>
-        <w:t>:</w:t>
+        <w:t>Cons:</w:t>
       </w:r>
     </w:p>
     <w:p>
       <w:pPr>
         <w:numPr>
           <w:ilvl w:val="0"/>
-          <w:numId w:val="2"/>
+          <w:numId w:val="15"/>
         </w:numPr>
-        <w:spacing w:before="100" w:beforeAutospacing="1" w:after="100" w:afterAutospacing="1" w:line="240" w:lineRule="auto"/>
-        <w:rPr>
-          <w:rFonts w:ascii="Times New Roman" w:eastAsia="Times New Roman" w:hAnsi="Times New Roman" w:cs="Times New Roman"/>
-          <w:sz w:val="24"/>
-          <w:szCs w:val="24"/>
-          <w:lang w:eastAsia="en-IN"/>
-        </w:rPr>
-      </w:pPr>
-      <w:r>
-        <w:rPr>
-          <w:rFonts w:ascii="Times New Roman" w:eastAsia="Times New Roman" w:hAnsi="Times New Roman" w:cs="Times New Roman"/>
-          <w:sz w:val="24"/>
-          <w:szCs w:val="24"/>
-          <w:lang w:eastAsia="en-IN"/>
-        </w:rPr>
-        <w:t>Personalized recommendations based on user similarity.</w:t>
+      </w:pPr>
+      <w:r>
+        <w:t>Less personal — it doesn’t always capture unique user tastes.</w:t>
       </w:r>
     </w:p>
     <w:p>
       <w:pPr>
         <w:numPr>
           <w:ilvl w:val="0"/>
-          <w:numId w:val="2"/>
+          <w:numId w:val="15"/>
         </w:numPr>
-        <w:spacing w:before="100" w:beforeAutospacing="1" w:after="100" w:afterAutospacing="1" w:line="240" w:lineRule="auto"/>
+      </w:pPr>
+      <w:r>
+        <w:lastRenderedPageBreak/>
+        <w:t>Struggles with new or rarely interacted-with items (the cold start issue).</w:t>
+      </w:r>
+    </w:p>
+    <w:p>
+      <w:r>
+        <w:t>So in short:</w:t>
+      </w:r>
+      <w:r>
+        <w:br/>
+        <w:t xml:space="preserve"> </w:t>
+      </w:r>
+      <w:r>
         <w:rPr>
-          <w:rFonts w:ascii="Times New Roman" w:eastAsia="Times New Roman" w:hAnsi="Times New Roman" w:cs="Times New Roman"/>
-          <w:sz w:val="24"/>
-          <w:szCs w:val="24"/>
-          <w:lang w:eastAsia="en-IN"/>
-        </w:rPr>
-      </w:pPr>
-      <w:r>
-        <w:rPr>
-          <w:rFonts w:ascii="Times New Roman" w:eastAsia="Times New Roman" w:hAnsi="Times New Roman" w:cs="Times New Roman"/>
-          <w:sz w:val="24"/>
-          <w:szCs w:val="24"/>
-          <w:lang w:eastAsia="en-IN"/>
-        </w:rPr>
-        <w:t xml:space="preserve">Effective when user preferences are diverse and well-documented. </w:t>
-      </w:r>
-    </w:p>
-    <w:p>
-      <w:pPr>
-        <w:spacing w:before="100" w:beforeAutospacing="1" w:after="100" w:afterAutospacing="1" w:line="240" w:lineRule="auto"/>
-        <w:rPr>
-          <w:rFonts w:ascii="Times New Roman" w:eastAsia="Times New Roman" w:hAnsi="Times New Roman" w:cs="Times New Roman"/>
-          <w:sz w:val="24"/>
-          <w:szCs w:val="24"/>
-          <w:lang w:eastAsia="en-IN"/>
-        </w:rPr>
-      </w:pPr>
-      <w:r>
-        <w:rPr>
-          <w:rFonts w:ascii="Times New Roman" w:eastAsia="Times New Roman" w:hAnsi="Times New Roman" w:cs="Times New Roman"/>
           <w:b/>
           <w:bCs/>
-          <w:sz w:val="24"/>
-          <w:szCs w:val="24"/>
-          <w:lang w:eastAsia="en-IN"/>
         </w:rPr>
-        <w:t>Challenges</w:t>
+        <w:t>User-based</w:t>
+      </w:r>
+      <w:r>
+        <w:t xml:space="preserve"> = “people like you.”</w:t>
+      </w:r>
+      <w:r>
+        <w:br/>
+        <w:t xml:space="preserve"> </w:t>
       </w:r>
       <w:r>
         <w:rPr>
-          <w:rFonts w:ascii="Times New Roman" w:eastAsia="Times New Roman" w:hAnsi="Times New Roman" w:cs="Times New Roman"/>
-          <w:sz w:val="24"/>
-          <w:szCs w:val="24"/>
-          <w:lang w:eastAsia="en-IN"/>
+          <w:b/>
+          <w:bCs/>
         </w:rPr>
-        <w:t>:</w:t>
+        <w:t>Item-based</w:t>
+      </w:r>
+      <w:r>
+        <w:t xml:space="preserve"> = “things like what you liked.”</w:t>
+      </w:r>
+    </w:p>
+    <w:p>
+      <w:r>
+        <w:pict w14:anchorId="30657180">
+          <v:rect id="_x0000_i1166" style="width:0;height:1.5pt" o:hralign="center" o:hrstd="t" o:hr="t" fillcolor="#a0a0a0" stroked="f"/>
+        </w:pict>
+      </w:r>
+    </w:p>
+    <w:p>
+      <w:pPr>
+        <w:rPr>
+          <w:b/>
+          <w:bCs/>
+        </w:rPr>
+      </w:pPr>
+      <w:r>
+        <w:rPr>
+          <w:b/>
+          <w:bCs/>
+        </w:rPr>
+        <w:t>Interview Question 2:</w:t>
+      </w:r>
+    </w:p>
+    <w:p>
+      <w:r>
+        <w:rPr>
+          <w:b/>
+          <w:bCs/>
+        </w:rPr>
+        <w:t>What is collaborative filtering, and how does it work?</w:t>
+      </w:r>
+    </w:p>
+    <w:p>
+      <w:r>
+        <w:t xml:space="preserve">Collaborative filtering is one of the core techniques behind recommendation systems. It basically means — </w:t>
+      </w:r>
+      <w:r>
+        <w:rPr>
+          <w:i/>
+          <w:iCs/>
+        </w:rPr>
+        <w:t>we recommend things to you based on what other similar users liked or did.</w:t>
+      </w:r>
+    </w:p>
+    <w:p>
+      <w:r>
+        <w:t>It works on the assumption that if two users have agreed on certain things in the past, they’ll likely agree again in the future.</w:t>
+      </w:r>
+    </w:p>
+    <w:p>
+      <w:r>
+        <w:rPr>
+          <w:b/>
+          <w:bCs/>
+        </w:rPr>
+        <w:t>Here’s how it generally works:</w:t>
       </w:r>
     </w:p>
     <w:p>
       <w:pPr>
         <w:numPr>
           <w:ilvl w:val="0"/>
-          <w:numId w:val="3"/>
+          <w:numId w:val="16"/>
         </w:numPr>
-        <w:spacing w:before="100" w:beforeAutospacing="1" w:after="100" w:afterAutospacing="1" w:line="240" w:lineRule="auto"/>
-        <w:rPr>
-          <w:rFonts w:ascii="Times New Roman" w:eastAsia="Times New Roman" w:hAnsi="Times New Roman" w:cs="Times New Roman"/>
-          <w:sz w:val="24"/>
-          <w:szCs w:val="24"/>
-          <w:lang w:eastAsia="en-IN"/>
-        </w:rPr>
-      </w:pPr>
-      <w:r>
-        <w:rPr>
-          <w:rFonts w:ascii="Times New Roman" w:eastAsia="Times New Roman" w:hAnsi="Times New Roman" w:cs="Times New Roman"/>
-          <w:sz w:val="24"/>
-          <w:szCs w:val="24"/>
-          <w:lang w:eastAsia="en-IN"/>
-        </w:rPr>
-        <w:t>Scalability issues with large user bases, as similarity computations can be intensive.</w:t>
+      </w:pPr>
+      <w:r>
+        <w:t>Collect data about how users interact with items (like ratings, clicks, purchases).</w:t>
       </w:r>
     </w:p>
     <w:p>
       <w:pPr>
         <w:numPr>
           <w:ilvl w:val="0"/>
-          <w:numId w:val="3"/>
+          <w:numId w:val="16"/>
         </w:numPr>
-        <w:spacing w:before="100" w:beforeAutospacing="1" w:after="100" w:afterAutospacing="1" w:line="240" w:lineRule="auto"/>
+      </w:pPr>
+      <w:r>
+        <w:t>Figure out which users or items are similar based on those interactions.</w:t>
+      </w:r>
+    </w:p>
+    <w:p>
+      <w:pPr>
+        <w:numPr>
+          <w:ilvl w:val="0"/>
+          <w:numId w:val="16"/>
+        </w:numPr>
+      </w:pPr>
+      <w:r>
+        <w:t>Use those similarities to predict what a user might like but hasn’t tried yet.</w:t>
+      </w:r>
+    </w:p>
+    <w:p>
+      <w:r>
+        <w:t xml:space="preserve">Unlike content-based systems, collaborative filtering doesn’t need to know anything about the actual items — like genre, price, or description. It just relies on user </w:t>
+      </w:r>
+      <w:proofErr w:type="spellStart"/>
+      <w:r>
+        <w:t>behavior</w:t>
+      </w:r>
+      <w:proofErr w:type="spellEnd"/>
+      <w:r>
+        <w:t>.</w:t>
+      </w:r>
+    </w:p>
+    <w:p>
+      <w:r>
+        <w:pict w14:anchorId="3EC010D8">
+          <v:rect id="_x0000_i1167" style="width:0;height:1.5pt" o:hralign="center" o:hrstd="t" o:hr="t" fillcolor="#a0a0a0" stroked="f"/>
+        </w:pict>
+      </w:r>
+    </w:p>
+    <w:p>
+      <w:r>
         <w:rPr>
-          <w:rFonts w:ascii="Times New Roman" w:eastAsia="Times New Roman" w:hAnsi="Times New Roman" w:cs="Times New Roman"/>
-          <w:sz w:val="24"/>
-          <w:szCs w:val="24"/>
-          <w:lang w:eastAsia="en-IN"/>
-        </w:rPr>
-      </w:pPr>
-      <w:r>
-        <w:rPr>
-          <w:rFonts w:ascii="Times New Roman" w:eastAsia="Times New Roman" w:hAnsi="Times New Roman" w:cs="Times New Roman"/>
-          <w:sz w:val="24"/>
-          <w:szCs w:val="24"/>
-          <w:lang w:eastAsia="en-IN"/>
-        </w:rPr>
-        <w:t>Sparsity problems when user-item interactions are limited.</w:t>
-      </w:r>
-    </w:p>
-    <w:p>
-      <w:pPr>
-        <w:spacing w:after="0" w:line="240" w:lineRule="auto"/>
-        <w:rPr>
-          <w:rFonts w:ascii="Times New Roman" w:eastAsia="Times New Roman" w:hAnsi="Times New Roman" w:cs="Times New Roman"/>
-          <w:sz w:val="24"/>
-          <w:szCs w:val="24"/>
-          <w:lang w:eastAsia="en-IN"/>
-        </w:rPr>
-      </w:pPr>
-      <w:r>
-        <w:rPr>
-          <w:rFonts w:ascii="Times New Roman" w:eastAsia="Times New Roman" w:hAnsi="Times New Roman" w:cs="Times New Roman"/>
-          <w:sz w:val="24"/>
-          <w:szCs w:val="24"/>
-          <w:lang w:eastAsia="en-IN"/>
-        </w:rPr>
-        <w:pict>
-          <v:rect id="_x0000_i1026" style="width:0;height:1.5pt" o:hralign="center" o:hrstd="t" o:hr="t" fillcolor="#a0a0a0" stroked="f"/>
-        </w:pict>
-      </w:r>
-      <w:r>
-        <w:rPr>
-          <w:rFonts w:ascii="Times New Roman" w:eastAsia="Times New Roman" w:hAnsi="Times New Roman" w:cs="Times New Roman"/>
           <w:b/>
           <w:bCs/>
-          <w:sz w:val="27"/>
-          <w:szCs w:val="27"/>
-          <w:lang w:eastAsia="en-IN"/>
         </w:rPr>
-        <w:t xml:space="preserve"> Item-Based Collaborative Filtering (IBCF)</w:t>
-      </w:r>
-    </w:p>
-    <w:p>
-      <w:pPr>
-        <w:spacing w:before="100" w:beforeAutospacing="1" w:after="100" w:afterAutospacing="1" w:line="240" w:lineRule="auto"/>
+        <w:t>Types of Collaborative Filtering:</w:t>
+      </w:r>
+    </w:p>
+    <w:p>
+      <w:pPr>
+        <w:numPr>
+          <w:ilvl w:val="0"/>
+          <w:numId w:val="17"/>
+        </w:numPr>
+      </w:pPr>
+      <w:r>
         <w:rPr>
-          <w:rFonts w:ascii="Times New Roman" w:eastAsia="Times New Roman" w:hAnsi="Times New Roman" w:cs="Times New Roman"/>
-          <w:sz w:val="24"/>
-          <w:szCs w:val="24"/>
-          <w:lang w:eastAsia="en-IN"/>
-        </w:rPr>
-      </w:pPr>
-      <w:r>
-        <w:rPr>
-          <w:rFonts w:ascii="Times New Roman" w:eastAsia="Times New Roman" w:hAnsi="Times New Roman" w:cs="Times New Roman"/>
           <w:b/>
           <w:bCs/>
-          <w:sz w:val="24"/>
-          <w:szCs w:val="24"/>
-          <w:lang w:eastAsia="en-IN"/>
         </w:rPr>
-        <w:t>Concept</w:t>
-      </w:r>
+        <w:t>User-Based:</w:t>
+      </w:r>
+    </w:p>
+    <w:p>
+      <w:pPr>
+        <w:numPr>
+          <w:ilvl w:val="1"/>
+          <w:numId w:val="17"/>
+        </w:numPr>
+      </w:pPr>
+      <w:r>
+        <w:t>Find users similar to the target user and recommend what they liked.</w:t>
+      </w:r>
+    </w:p>
+    <w:p>
+      <w:pPr>
+        <w:numPr>
+          <w:ilvl w:val="1"/>
+          <w:numId w:val="17"/>
+        </w:numPr>
+      </w:pPr>
       <w:r>
         <w:rPr>
-          <w:rFonts w:ascii="Times New Roman" w:eastAsia="Times New Roman" w:hAnsi="Times New Roman" w:cs="Times New Roman"/>
-          <w:sz w:val="24"/>
-          <w:szCs w:val="24"/>
-          <w:lang w:eastAsia="en-IN"/>
+          <w:i/>
+          <w:iCs/>
         </w:rPr>
-        <w:t xml:space="preserve">: IBCF assumes that users will prefer items similar to those they have liked in the past. </w:t>
-      </w:r>
-    </w:p>
-    <w:p>
-      <w:pPr>
-        <w:spacing w:before="100" w:beforeAutospacing="1" w:after="100" w:afterAutospacing="1" w:line="240" w:lineRule="auto"/>
+        <w:t>Example:</w:t>
+      </w:r>
+      <w:r>
+        <w:t xml:space="preserve"> If User A and B both liked Movies X and Y, and A liked Movie Z too, then recommend Z to B.</w:t>
+      </w:r>
+    </w:p>
+    <w:p>
+      <w:pPr>
+        <w:numPr>
+          <w:ilvl w:val="0"/>
+          <w:numId w:val="17"/>
+        </w:numPr>
+      </w:pPr>
+      <w:r>
         <w:rPr>
-          <w:rFonts w:ascii="Times New Roman" w:eastAsia="Times New Roman" w:hAnsi="Times New Roman" w:cs="Times New Roman"/>
-          <w:sz w:val="24"/>
-          <w:szCs w:val="24"/>
-          <w:lang w:eastAsia="en-IN"/>
-        </w:rPr>
-      </w:pPr>
-      <w:r>
-        <w:rPr>
-          <w:rFonts w:ascii="Times New Roman" w:eastAsia="Times New Roman" w:hAnsi="Times New Roman" w:cs="Times New Roman"/>
           <w:b/>
           <w:bCs/>
-          <w:sz w:val="24"/>
-          <w:szCs w:val="24"/>
-          <w:lang w:eastAsia="en-IN"/>
         </w:rPr>
-        <w:t>Mechanism</w:t>
-      </w:r>
+        <w:t>Item-Based:</w:t>
+      </w:r>
+    </w:p>
+    <w:p>
+      <w:pPr>
+        <w:numPr>
+          <w:ilvl w:val="1"/>
+          <w:numId w:val="17"/>
+        </w:numPr>
+      </w:pPr>
+      <w:r>
+        <w:t>Find items similar to the ones the user already liked.</w:t>
+      </w:r>
+    </w:p>
+    <w:p>
+      <w:pPr>
+        <w:numPr>
+          <w:ilvl w:val="1"/>
+          <w:numId w:val="17"/>
+        </w:numPr>
+      </w:pPr>
       <w:r>
         <w:rPr>
-          <w:rFonts w:ascii="Times New Roman" w:eastAsia="Times New Roman" w:hAnsi="Times New Roman" w:cs="Times New Roman"/>
-          <w:sz w:val="24"/>
-          <w:szCs w:val="24"/>
-          <w:lang w:eastAsia="en-IN"/>
+          <w:i/>
+          <w:iCs/>
         </w:rPr>
-        <w:t>:</w:t>
+        <w:t>Example:</w:t>
+      </w:r>
+      <w:r>
+        <w:t xml:space="preserve"> If a user liked Movie X, and Movie Y is similar to X, recommend Y.</w:t>
       </w:r>
     </w:p>
     <w:p>
       <w:pPr>
         <w:numPr>
           <w:ilvl w:val="0"/>
-          <w:numId w:val="4"/>
+          <w:numId w:val="17"/>
         </w:numPr>
-        <w:spacing w:before="100" w:beforeAutospacing="1" w:after="100" w:afterAutospacing="1" w:line="240" w:lineRule="auto"/>
+      </w:pPr>
+      <w:r>
         <w:rPr>
-          <w:rFonts w:ascii="Times New Roman" w:eastAsia="Times New Roman" w:hAnsi="Times New Roman" w:cs="Times New Roman"/>
-          <w:sz w:val="24"/>
-          <w:szCs w:val="24"/>
-          <w:lang w:eastAsia="en-IN"/>
-        </w:rPr>
-      </w:pPr>
-      <w:r>
-        <w:rPr>
-          <w:rFonts w:ascii="Times New Roman" w:eastAsia="Times New Roman" w:hAnsi="Times New Roman" w:cs="Times New Roman"/>
           <w:b/>
           <w:bCs/>
-          <w:sz w:val="24"/>
-          <w:szCs w:val="24"/>
-          <w:lang w:eastAsia="en-IN"/>
         </w:rPr>
-        <w:t>Similarity Computation</w:t>
-      </w:r>
+        <w:t>Model-Based:</w:t>
+      </w:r>
+    </w:p>
+    <w:p>
+      <w:pPr>
+        <w:numPr>
+          <w:ilvl w:val="1"/>
+          <w:numId w:val="17"/>
+        </w:numPr>
+      </w:pPr>
+      <w:r>
+        <w:t>Uses machine learning models (like matrix factorization or deep learning) to predict preferences.</w:t>
+      </w:r>
+    </w:p>
+    <w:p>
+      <w:pPr>
+        <w:numPr>
+          <w:ilvl w:val="1"/>
+          <w:numId w:val="17"/>
+        </w:numPr>
+      </w:pPr>
       <w:r>
         <w:rPr>
-          <w:rFonts w:ascii="Times New Roman" w:eastAsia="Times New Roman" w:hAnsi="Times New Roman" w:cs="Times New Roman"/>
-          <w:sz w:val="24"/>
-          <w:szCs w:val="24"/>
-          <w:lang w:eastAsia="en-IN"/>
+          <w:i/>
+          <w:iCs/>
         </w:rPr>
-        <w:t>: Calculate the similarity between items based on user ratings or interactions.</w:t>
+        <w:t>Example:</w:t>
+      </w:r>
+      <w:r>
+        <w:t xml:space="preserve"> Using SVD to uncover hidden patterns between users and items.</w:t>
+      </w:r>
+    </w:p>
+    <w:p>
+      <w:r>
+        <w:pict w14:anchorId="69530409">
+          <v:rect id="_x0000_i1168" style="width:0;height:1.5pt" o:hralign="center" o:hrstd="t" o:hr="t" fillcolor="#a0a0a0" stroked="f"/>
+        </w:pict>
+      </w:r>
+    </w:p>
+    <w:p>
+      <w:r>
+        <w:rPr>
+          <w:b/>
+          <w:bCs/>
+        </w:rPr>
+        <w:t>Challenges:</w:t>
       </w:r>
     </w:p>
     <w:p>
       <w:pPr>
         <w:numPr>
           <w:ilvl w:val="0"/>
-          <w:numId w:val="4"/>
+          <w:numId w:val="18"/>
         </w:numPr>
-        <w:spacing w:before="100" w:beforeAutospacing="1" w:after="100" w:afterAutospacing="1" w:line="240" w:lineRule="auto"/>
+      </w:pPr>
+      <w:r>
         <w:rPr>
-          <w:rFonts w:ascii="Times New Roman" w:eastAsia="Times New Roman" w:hAnsi="Times New Roman" w:cs="Times New Roman"/>
-          <w:sz w:val="24"/>
-          <w:szCs w:val="24"/>
-          <w:lang w:eastAsia="en-IN"/>
-        </w:rPr>
-      </w:pPr>
-      <w:r>
-        <w:rPr>
-          <w:rFonts w:ascii="Times New Roman" w:eastAsia="Times New Roman" w:hAnsi="Times New Roman" w:cs="Times New Roman"/>
           <w:b/>
           <w:bCs/>
-          <w:sz w:val="24"/>
-          <w:szCs w:val="24"/>
-          <w:lang w:eastAsia="en-IN"/>
         </w:rPr>
-        <w:t>Recommendation Generation</w:t>
-      </w:r>
+        <w:t>Cold Start:</w:t>
+      </w:r>
+      <w:r>
+        <w:t xml:space="preserve"> Hard to recommend for new users or new items.</w:t>
+      </w:r>
+    </w:p>
+    <w:p>
+      <w:pPr>
+        <w:numPr>
+          <w:ilvl w:val="0"/>
+          <w:numId w:val="18"/>
+        </w:numPr>
+      </w:pPr>
       <w:r>
         <w:rPr>
-          <w:rFonts w:ascii="Times New Roman" w:eastAsia="Times New Roman" w:hAnsi="Times New Roman" w:cs="Times New Roman"/>
-          <w:sz w:val="24"/>
-          <w:szCs w:val="24"/>
-          <w:lang w:eastAsia="en-IN"/>
-        </w:rPr>
-        <w:t xml:space="preserve">: Recommend items similar to those the target user has positively interacted with. </w:t>
-      </w:r>
-    </w:p>
-    <w:p>
-      <w:pPr>
-        <w:spacing w:before="100" w:beforeAutospacing="1" w:after="100" w:afterAutospacing="1" w:line="240" w:lineRule="auto"/>
-        <w:rPr>
-          <w:rFonts w:ascii="Times New Roman" w:eastAsia="Times New Roman" w:hAnsi="Times New Roman" w:cs="Times New Roman"/>
-          <w:sz w:val="24"/>
-          <w:szCs w:val="24"/>
-          <w:lang w:eastAsia="en-IN"/>
-        </w:rPr>
-      </w:pPr>
-      <w:r>
-        <w:rPr>
-          <w:rFonts w:ascii="Times New Roman" w:eastAsia="Times New Roman" w:hAnsi="Times New Roman" w:cs="Times New Roman"/>
           <w:b/>
           <w:bCs/>
-          <w:sz w:val="24"/>
-          <w:szCs w:val="24"/>
-          <w:lang w:eastAsia="en-IN"/>
         </w:rPr>
         <w:lastRenderedPageBreak/>
-        <w:t>Example</w:t>
-      </w:r>
+        <w:t>Data Sparsity:</w:t>
+      </w:r>
+      <w:r>
+        <w:t xml:space="preserve"> Most users rate only a few items, leaving huge gaps in data.</w:t>
+      </w:r>
+    </w:p>
+    <w:p>
+      <w:pPr>
+        <w:numPr>
+          <w:ilvl w:val="0"/>
+          <w:numId w:val="18"/>
+        </w:numPr>
+      </w:pPr>
       <w:r>
         <w:rPr>
-          <w:rFonts w:ascii="Times New Roman" w:eastAsia="Times New Roman" w:hAnsi="Times New Roman" w:cs="Times New Roman"/>
-          <w:sz w:val="24"/>
-          <w:szCs w:val="24"/>
-          <w:lang w:eastAsia="en-IN"/>
-        </w:rPr>
-        <w:t xml:space="preserve">: If a user liked "The Godfather," and "The Godfather Part II" has been liked by users who also liked the first, the system might recommend the sequel to the user. </w:t>
-      </w:r>
-    </w:p>
-    <w:p>
-      <w:pPr>
-        <w:spacing w:before="100" w:beforeAutospacing="1" w:after="100" w:afterAutospacing="1" w:line="240" w:lineRule="auto"/>
-        <w:rPr>
-          <w:rFonts w:ascii="Times New Roman" w:eastAsia="Times New Roman" w:hAnsi="Times New Roman" w:cs="Times New Roman"/>
-          <w:sz w:val="24"/>
-          <w:szCs w:val="24"/>
-          <w:lang w:eastAsia="en-IN"/>
-        </w:rPr>
-      </w:pPr>
-      <w:r>
-        <w:rPr>
-          <w:rFonts w:ascii="Times New Roman" w:eastAsia="Times New Roman" w:hAnsi="Times New Roman" w:cs="Times New Roman"/>
           <w:b/>
           <w:bCs/>
-          <w:sz w:val="24"/>
-          <w:szCs w:val="24"/>
-          <w:lang w:eastAsia="en-IN"/>
         </w:rPr>
-        <w:t>Advantages</w:t>
-      </w:r>
-      <w:r>
-        <w:rPr>
-          <w:rFonts w:ascii="Times New Roman" w:eastAsia="Times New Roman" w:hAnsi="Times New Roman" w:cs="Times New Roman"/>
-          <w:sz w:val="24"/>
-          <w:szCs w:val="24"/>
-          <w:lang w:eastAsia="en-IN"/>
-        </w:rPr>
-        <w:t>:</w:t>
-      </w:r>
-    </w:p>
-    <w:p>
-      <w:pPr>
-        <w:numPr>
-          <w:ilvl w:val="0"/>
-          <w:numId w:val="5"/>
-        </w:numPr>
-        <w:spacing w:before="100" w:beforeAutospacing="1" w:after="100" w:afterAutospacing="1" w:line="240" w:lineRule="auto"/>
-        <w:rPr>
-          <w:rFonts w:ascii="Times New Roman" w:eastAsia="Times New Roman" w:hAnsi="Times New Roman" w:cs="Times New Roman"/>
-          <w:sz w:val="24"/>
-          <w:szCs w:val="24"/>
-          <w:lang w:eastAsia="en-IN"/>
-        </w:rPr>
-      </w:pPr>
-      <w:r>
-        <w:rPr>
-          <w:rFonts w:ascii="Times New Roman" w:eastAsia="Times New Roman" w:hAnsi="Times New Roman" w:cs="Times New Roman"/>
-          <w:sz w:val="24"/>
-          <w:szCs w:val="24"/>
-          <w:lang w:eastAsia="en-IN"/>
-        </w:rPr>
-        <w:t>More scalable than UBCF, as item similarities can be precomputed and are relatively stable.</w:t>
-      </w:r>
-    </w:p>
-    <w:p>
-      <w:pPr>
-        <w:numPr>
-          <w:ilvl w:val="0"/>
-          <w:numId w:val="5"/>
-        </w:numPr>
-        <w:spacing w:before="100" w:beforeAutospacing="1" w:after="100" w:afterAutospacing="1" w:line="240" w:lineRule="auto"/>
-        <w:rPr>
-          <w:rFonts w:ascii="Times New Roman" w:eastAsia="Times New Roman" w:hAnsi="Times New Roman" w:cs="Times New Roman"/>
-          <w:sz w:val="24"/>
-          <w:szCs w:val="24"/>
-          <w:lang w:eastAsia="en-IN"/>
-        </w:rPr>
-      </w:pPr>
-      <w:r>
-        <w:rPr>
-          <w:rFonts w:ascii="Times New Roman" w:eastAsia="Times New Roman" w:hAnsi="Times New Roman" w:cs="Times New Roman"/>
-          <w:sz w:val="24"/>
-          <w:szCs w:val="24"/>
-          <w:lang w:eastAsia="en-IN"/>
-        </w:rPr>
-        <w:t xml:space="preserve">Effective when the number of items is smaller than the number of users. </w:t>
-      </w:r>
-    </w:p>
-    <w:p>
-      <w:pPr>
-        <w:spacing w:before="100" w:beforeAutospacing="1" w:after="100" w:afterAutospacing="1" w:line="240" w:lineRule="auto"/>
-        <w:rPr>
-          <w:rFonts w:ascii="Times New Roman" w:eastAsia="Times New Roman" w:hAnsi="Times New Roman" w:cs="Times New Roman"/>
-          <w:sz w:val="24"/>
-          <w:szCs w:val="24"/>
-          <w:lang w:eastAsia="en-IN"/>
-        </w:rPr>
-      </w:pPr>
-      <w:r>
-        <w:rPr>
-          <w:rFonts w:ascii="Times New Roman" w:eastAsia="Times New Roman" w:hAnsi="Times New Roman" w:cs="Times New Roman"/>
-          <w:b/>
-          <w:bCs/>
-          <w:sz w:val="24"/>
-          <w:szCs w:val="24"/>
-          <w:lang w:eastAsia="en-IN"/>
-        </w:rPr>
-        <w:t>Challenges</w:t>
-      </w:r>
-      <w:r>
-        <w:rPr>
-          <w:rFonts w:ascii="Times New Roman" w:eastAsia="Times New Roman" w:hAnsi="Times New Roman" w:cs="Times New Roman"/>
-          <w:sz w:val="24"/>
-          <w:szCs w:val="24"/>
-          <w:lang w:eastAsia="en-IN"/>
-        </w:rPr>
-        <w:t>:</w:t>
-      </w:r>
-    </w:p>
-    <w:p>
-      <w:pPr>
-        <w:numPr>
-          <w:ilvl w:val="0"/>
-          <w:numId w:val="6"/>
-        </w:numPr>
-        <w:spacing w:before="100" w:beforeAutospacing="1" w:after="100" w:afterAutospacing="1" w:line="240" w:lineRule="auto"/>
-        <w:rPr>
-          <w:rFonts w:ascii="Times New Roman" w:eastAsia="Times New Roman" w:hAnsi="Times New Roman" w:cs="Times New Roman"/>
-          <w:sz w:val="24"/>
-          <w:szCs w:val="24"/>
-          <w:lang w:eastAsia="en-IN"/>
-        </w:rPr>
-      </w:pPr>
-      <w:r>
-        <w:rPr>
-          <w:rFonts w:ascii="Times New Roman" w:eastAsia="Times New Roman" w:hAnsi="Times New Roman" w:cs="Times New Roman"/>
-          <w:sz w:val="24"/>
-          <w:szCs w:val="24"/>
-          <w:lang w:eastAsia="en-IN"/>
-        </w:rPr>
-        <w:t>May not capture the nuances of individual user preferences as effectively as UBCF.</w:t>
-      </w:r>
-    </w:p>
-    <w:p>
-      <w:pPr>
-        <w:numPr>
-          <w:ilvl w:val="0"/>
-          <w:numId w:val="6"/>
-        </w:numPr>
-        <w:spacing w:before="100" w:beforeAutospacing="1" w:after="100" w:afterAutospacing="1" w:line="240" w:lineRule="auto"/>
-        <w:rPr>
-          <w:rFonts w:ascii="Times New Roman" w:eastAsia="Times New Roman" w:hAnsi="Times New Roman" w:cs="Times New Roman"/>
-          <w:sz w:val="24"/>
-          <w:szCs w:val="24"/>
-          <w:lang w:eastAsia="en-IN"/>
-        </w:rPr>
-      </w:pPr>
-      <w:r>
-        <w:rPr>
-          <w:rFonts w:ascii="Times New Roman" w:eastAsia="Times New Roman" w:hAnsi="Times New Roman" w:cs="Times New Roman"/>
-          <w:sz w:val="24"/>
-          <w:szCs w:val="24"/>
-          <w:lang w:eastAsia="en-IN"/>
-        </w:rPr>
-        <w:t>Less effective when item similarities are not well-defined or when new items are introduced frequently</w:t>
-      </w:r>
-      <w:r>
-        <w:rPr>
-          <w:rFonts w:ascii="Times New Roman" w:eastAsia="Times New Roman" w:hAnsi="Times New Roman" w:cs="Times New Roman"/>
-          <w:sz w:val="24"/>
-          <w:szCs w:val="24"/>
-          <w:lang w:eastAsia="en-IN"/>
-        </w:rPr>
-        <w:t>.</w:t>
-      </w:r>
-    </w:p>
-    <w:p>
-      <w:pPr>
-        <w:pStyle w:val="ListParagraph"/>
-        <w:numPr>
-          <w:ilvl w:val="0"/>
-          <w:numId w:val="4"/>
-        </w:numPr>
-        <w:rPr>
-          <w:color w:val="FF0000"/>
-        </w:rPr>
-      </w:pPr>
-      <w:r>
-        <w:rPr>
-          <w:color w:val="FF0000"/>
-        </w:rPr>
-        <w:t>What is collaborative filtering, and how does it work?</w:t>
-      </w:r>
-    </w:p>
-    <w:p>
-      <w:pPr>
-        <w:spacing w:before="100" w:beforeAutospacing="1" w:after="100" w:afterAutospacing="1" w:line="240" w:lineRule="auto"/>
-        <w:rPr>
-          <w:rFonts w:ascii="Times New Roman" w:eastAsia="Times New Roman" w:hAnsi="Times New Roman" w:cs="Times New Roman"/>
-          <w:sz w:val="24"/>
-          <w:szCs w:val="24"/>
-          <w:lang w:eastAsia="en-IN"/>
-        </w:rPr>
-      </w:pPr>
-      <w:r>
-        <w:rPr>
-          <w:rFonts w:ascii="Times New Roman" w:eastAsia="Times New Roman" w:hAnsi="Times New Roman" w:cs="Times New Roman"/>
-          <w:sz w:val="24"/>
-          <w:szCs w:val="24"/>
-          <w:lang w:eastAsia="en-IN"/>
-        </w:rPr>
-        <w:t xml:space="preserve">Collaborative filtering is a foundational technique in recommender systems that suggests items to users based on the preferences and </w:t>
-      </w:r>
-      <w:proofErr w:type="spellStart"/>
-      <w:r>
-        <w:rPr>
-          <w:rFonts w:ascii="Times New Roman" w:eastAsia="Times New Roman" w:hAnsi="Times New Roman" w:cs="Times New Roman"/>
-          <w:sz w:val="24"/>
-          <w:szCs w:val="24"/>
-          <w:lang w:eastAsia="en-IN"/>
-        </w:rPr>
-        <w:t>behaviors</w:t>
-      </w:r>
-      <w:proofErr w:type="spellEnd"/>
-      <w:r>
-        <w:rPr>
-          <w:rFonts w:ascii="Times New Roman" w:eastAsia="Times New Roman" w:hAnsi="Times New Roman" w:cs="Times New Roman"/>
-          <w:sz w:val="24"/>
-          <w:szCs w:val="24"/>
-          <w:lang w:eastAsia="en-IN"/>
-        </w:rPr>
-        <w:t xml:space="preserve"> of other users. It operates under the principle that if users have agreed on certain items in the past, they are likely to agree again in the future. </w:t>
-      </w:r>
-    </w:p>
-    <w:p>
-      <w:pPr>
-        <w:spacing w:after="0" w:line="240" w:lineRule="auto"/>
-        <w:rPr>
-          <w:rFonts w:ascii="Times New Roman" w:eastAsia="Times New Roman" w:hAnsi="Times New Roman" w:cs="Times New Roman"/>
-          <w:sz w:val="24"/>
-          <w:szCs w:val="24"/>
-          <w:lang w:eastAsia="en-IN"/>
-        </w:rPr>
-      </w:pPr>
-      <w:r>
-        <w:rPr>
-          <w:rFonts w:ascii="Times New Roman" w:eastAsia="Times New Roman" w:hAnsi="Times New Roman" w:cs="Times New Roman"/>
-          <w:sz w:val="24"/>
-          <w:szCs w:val="24"/>
-          <w:lang w:eastAsia="en-IN"/>
-        </w:rPr>
-        <w:pict>
-          <v:rect id="_x0000_i1029" style="width:0;height:1.5pt" o:hralign="center" o:hrstd="t" o:hr="t" fillcolor="#a0a0a0" stroked="f"/>
-        </w:pict>
-      </w:r>
-      <w:r>
-        <w:rPr>
-          <w:rFonts w:ascii="Times New Roman" w:eastAsia="Times New Roman" w:hAnsi="Times New Roman" w:cs="Times New Roman"/>
-          <w:b/>
-          <w:bCs/>
-          <w:sz w:val="27"/>
-          <w:szCs w:val="27"/>
-          <w:lang w:eastAsia="en-IN"/>
-        </w:rPr>
-        <w:t xml:space="preserve"> How Collaborative Filtering Works</w:t>
-      </w:r>
-    </w:p>
-    <w:p>
-      <w:pPr>
-        <w:spacing w:before="100" w:beforeAutospacing="1" w:after="100" w:afterAutospacing="1" w:line="240" w:lineRule="auto"/>
-        <w:rPr>
-          <w:rFonts w:ascii="Times New Roman" w:eastAsia="Times New Roman" w:hAnsi="Times New Roman" w:cs="Times New Roman"/>
-          <w:sz w:val="24"/>
-          <w:szCs w:val="24"/>
-          <w:lang w:eastAsia="en-IN"/>
-        </w:rPr>
-      </w:pPr>
-      <w:r>
-        <w:rPr>
-          <w:rFonts w:ascii="Times New Roman" w:eastAsia="Times New Roman" w:hAnsi="Times New Roman" w:cs="Times New Roman"/>
-          <w:sz w:val="24"/>
-          <w:szCs w:val="24"/>
-          <w:lang w:eastAsia="en-IN"/>
-        </w:rPr>
-        <w:t>Collaborative filtering leverages user-item interactions—such as ratings, purchases, or clicks—to identify patterns and make predictions. It does not require explicit information about items (like genre or category) or users (like demographics), making it versatile across various domains.</w:t>
-      </w:r>
-    </w:p>
-    <w:p>
-      <w:pPr>
-        <w:spacing w:before="100" w:beforeAutospacing="1" w:after="100" w:afterAutospacing="1" w:line="240" w:lineRule="auto"/>
-        <w:rPr>
-          <w:rFonts w:ascii="Times New Roman" w:eastAsia="Times New Roman" w:hAnsi="Times New Roman" w:cs="Times New Roman"/>
-          <w:sz w:val="24"/>
-          <w:szCs w:val="24"/>
-          <w:lang w:eastAsia="en-IN"/>
-        </w:rPr>
-      </w:pPr>
-      <w:r>
-        <w:rPr>
-          <w:rFonts w:ascii="Times New Roman" w:eastAsia="Times New Roman" w:hAnsi="Times New Roman" w:cs="Times New Roman"/>
-          <w:b/>
-          <w:bCs/>
-          <w:sz w:val="24"/>
-          <w:szCs w:val="24"/>
-          <w:lang w:eastAsia="en-IN"/>
-        </w:rPr>
-        <w:t>Key Steps:</w:t>
-      </w:r>
-    </w:p>
-    <w:p>
-      <w:pPr>
-        <w:numPr>
-          <w:ilvl w:val="0"/>
-          <w:numId w:val="7"/>
-        </w:numPr>
-        <w:spacing w:before="100" w:beforeAutospacing="1" w:after="100" w:afterAutospacing="1" w:line="240" w:lineRule="auto"/>
-        <w:rPr>
-          <w:rFonts w:ascii="Times New Roman" w:eastAsia="Times New Roman" w:hAnsi="Times New Roman" w:cs="Times New Roman"/>
-          <w:sz w:val="24"/>
-          <w:szCs w:val="24"/>
-          <w:lang w:eastAsia="en-IN"/>
-        </w:rPr>
-      </w:pPr>
-      <w:r>
-        <w:rPr>
-          <w:rFonts w:ascii="Times New Roman" w:eastAsia="Times New Roman" w:hAnsi="Times New Roman" w:cs="Times New Roman"/>
-          <w:b/>
-          <w:bCs/>
-          <w:sz w:val="24"/>
-          <w:szCs w:val="24"/>
-          <w:lang w:eastAsia="en-IN"/>
-        </w:rPr>
-        <w:t>Data Collection</w:t>
-      </w:r>
-      <w:r>
-        <w:rPr>
-          <w:rFonts w:ascii="Times New Roman" w:eastAsia="Times New Roman" w:hAnsi="Times New Roman" w:cs="Times New Roman"/>
-          <w:sz w:val="24"/>
-          <w:szCs w:val="24"/>
-          <w:lang w:eastAsia="en-IN"/>
-        </w:rPr>
-        <w:t>: Gather user interactions with items (e.g., User A rated Movie X 5 stars).</w:t>
-      </w:r>
-    </w:p>
-    <w:p>
-      <w:pPr>
-        <w:numPr>
-          <w:ilvl w:val="0"/>
-          <w:numId w:val="7"/>
-        </w:numPr>
-        <w:spacing w:before="100" w:beforeAutospacing="1" w:after="100" w:afterAutospacing="1" w:line="240" w:lineRule="auto"/>
-        <w:rPr>
-          <w:rFonts w:ascii="Times New Roman" w:eastAsia="Times New Roman" w:hAnsi="Times New Roman" w:cs="Times New Roman"/>
-          <w:sz w:val="24"/>
-          <w:szCs w:val="24"/>
-          <w:lang w:eastAsia="en-IN"/>
-        </w:rPr>
-      </w:pPr>
-      <w:r>
-        <w:rPr>
-          <w:rFonts w:ascii="Times New Roman" w:eastAsia="Times New Roman" w:hAnsi="Times New Roman" w:cs="Times New Roman"/>
-          <w:b/>
-          <w:bCs/>
-          <w:sz w:val="24"/>
-          <w:szCs w:val="24"/>
-          <w:lang w:eastAsia="en-IN"/>
-        </w:rPr>
-        <w:t>Similarity Computation</w:t>
-      </w:r>
-      <w:r>
-        <w:rPr>
-          <w:rFonts w:ascii="Times New Roman" w:eastAsia="Times New Roman" w:hAnsi="Times New Roman" w:cs="Times New Roman"/>
-          <w:sz w:val="24"/>
-          <w:szCs w:val="24"/>
-          <w:lang w:eastAsia="en-IN"/>
-        </w:rPr>
-        <w:t>: Determine similarities between users or items based on interaction patterns.</w:t>
-      </w:r>
-    </w:p>
-    <w:p>
-      <w:pPr>
-        <w:numPr>
-          <w:ilvl w:val="0"/>
-          <w:numId w:val="7"/>
-        </w:numPr>
-        <w:spacing w:before="100" w:beforeAutospacing="1" w:after="100" w:afterAutospacing="1" w:line="240" w:lineRule="auto"/>
-        <w:rPr>
-          <w:rFonts w:ascii="Times New Roman" w:eastAsia="Times New Roman" w:hAnsi="Times New Roman" w:cs="Times New Roman"/>
-          <w:sz w:val="24"/>
-          <w:szCs w:val="24"/>
-          <w:lang w:eastAsia="en-IN"/>
-        </w:rPr>
-      </w:pPr>
-      <w:r>
-        <w:rPr>
-          <w:rFonts w:ascii="Times New Roman" w:eastAsia="Times New Roman" w:hAnsi="Times New Roman" w:cs="Times New Roman"/>
-          <w:b/>
-          <w:bCs/>
-          <w:sz w:val="24"/>
-          <w:szCs w:val="24"/>
-          <w:lang w:eastAsia="en-IN"/>
-        </w:rPr>
-        <w:t>Prediction and Recommendation</w:t>
-      </w:r>
-      <w:r>
-        <w:rPr>
-          <w:rFonts w:ascii="Times New Roman" w:eastAsia="Times New Roman" w:hAnsi="Times New Roman" w:cs="Times New Roman"/>
-          <w:sz w:val="24"/>
-          <w:szCs w:val="24"/>
-          <w:lang w:eastAsia="en-IN"/>
-        </w:rPr>
-        <w:t>: Use these similarities to predict a user's preference for unseen items and recommend the top-rated ones.</w:t>
-      </w:r>
-    </w:p>
-    <w:p>
-      <w:pPr>
-        <w:spacing w:after="0" w:line="240" w:lineRule="auto"/>
-        <w:rPr>
-          <w:rFonts w:ascii="Times New Roman" w:eastAsia="Times New Roman" w:hAnsi="Times New Roman" w:cs="Times New Roman"/>
-          <w:sz w:val="24"/>
-          <w:szCs w:val="24"/>
-          <w:lang w:eastAsia="en-IN"/>
-        </w:rPr>
-      </w:pPr>
-      <w:r>
-        <w:rPr>
-          <w:rFonts w:ascii="Times New Roman" w:eastAsia="Times New Roman" w:hAnsi="Times New Roman" w:cs="Times New Roman"/>
-          <w:sz w:val="24"/>
-          <w:szCs w:val="24"/>
-          <w:lang w:eastAsia="en-IN"/>
-        </w:rPr>
-        <w:pict>
-          <v:rect id="_x0000_i1030" style="width:0;height:1.5pt" o:hralign="center" o:hrstd="t" o:hr="t" fillcolor="#a0a0a0" stroked="f"/>
-        </w:pict>
-      </w:r>
-      <w:r>
-        <w:rPr>
-          <w:rFonts w:ascii="Times New Roman" w:eastAsia="Times New Roman" w:hAnsi="Times New Roman" w:cs="Times New Roman"/>
-          <w:b/>
-          <w:bCs/>
-          <w:sz w:val="27"/>
-          <w:szCs w:val="27"/>
-          <w:lang w:eastAsia="en-IN"/>
-        </w:rPr>
-        <w:t>Types of Collaborative Filtering</w:t>
-      </w:r>
-    </w:p>
-    <w:p>
-      <w:pPr>
-        <w:numPr>
-          <w:ilvl w:val="0"/>
-          <w:numId w:val="8"/>
-        </w:numPr>
-        <w:spacing w:before="100" w:beforeAutospacing="1" w:after="100" w:afterAutospacing="1" w:line="240" w:lineRule="auto"/>
-        <w:rPr>
-          <w:rFonts w:ascii="Times New Roman" w:eastAsia="Times New Roman" w:hAnsi="Times New Roman" w:cs="Times New Roman"/>
-          <w:sz w:val="24"/>
-          <w:szCs w:val="24"/>
-          <w:lang w:eastAsia="en-IN"/>
-        </w:rPr>
-      </w:pPr>
-      <w:r>
-        <w:rPr>
-          <w:rFonts w:ascii="Times New Roman" w:eastAsia="Times New Roman" w:hAnsi="Times New Roman" w:cs="Times New Roman"/>
-          <w:b/>
-          <w:bCs/>
-          <w:sz w:val="24"/>
-          <w:szCs w:val="24"/>
-          <w:lang w:eastAsia="en-IN"/>
-        </w:rPr>
-        <w:t>User-Based Collaborative Filtering</w:t>
-      </w:r>
-      <w:r>
-        <w:rPr>
-          <w:rFonts w:ascii="Times New Roman" w:eastAsia="Times New Roman" w:hAnsi="Times New Roman" w:cs="Times New Roman"/>
-          <w:sz w:val="24"/>
-          <w:szCs w:val="24"/>
-          <w:lang w:eastAsia="en-IN"/>
-        </w:rPr>
-        <w:t>:</w:t>
-      </w:r>
-    </w:p>
-    <w:p>
-      <w:pPr>
-        <w:numPr>
-          <w:ilvl w:val="1"/>
-          <w:numId w:val="8"/>
-        </w:numPr>
-        <w:spacing w:before="100" w:beforeAutospacing="1" w:after="100" w:afterAutospacing="1" w:line="240" w:lineRule="auto"/>
-        <w:rPr>
-          <w:rFonts w:ascii="Times New Roman" w:eastAsia="Times New Roman" w:hAnsi="Times New Roman" w:cs="Times New Roman"/>
-          <w:sz w:val="24"/>
-          <w:szCs w:val="24"/>
-          <w:lang w:eastAsia="en-IN"/>
-        </w:rPr>
-      </w:pPr>
-      <w:r>
-        <w:rPr>
-          <w:rFonts w:ascii="Times New Roman" w:eastAsia="Times New Roman" w:hAnsi="Times New Roman" w:cs="Times New Roman"/>
-          <w:b/>
-          <w:bCs/>
-          <w:sz w:val="24"/>
-          <w:szCs w:val="24"/>
-          <w:lang w:eastAsia="en-IN"/>
-        </w:rPr>
-        <w:t>Approach</w:t>
-      </w:r>
-      <w:r>
-        <w:rPr>
-          <w:rFonts w:ascii="Times New Roman" w:eastAsia="Times New Roman" w:hAnsi="Times New Roman" w:cs="Times New Roman"/>
-          <w:sz w:val="24"/>
-          <w:szCs w:val="24"/>
-          <w:lang w:eastAsia="en-IN"/>
-        </w:rPr>
-        <w:t>: Find users similar to the target user and recommend items they have liked.</w:t>
-      </w:r>
-    </w:p>
-    <w:p>
-      <w:pPr>
-        <w:numPr>
-          <w:ilvl w:val="1"/>
-          <w:numId w:val="8"/>
-        </w:numPr>
-        <w:spacing w:before="100" w:beforeAutospacing="1" w:after="100" w:afterAutospacing="1" w:line="240" w:lineRule="auto"/>
-        <w:rPr>
-          <w:rFonts w:ascii="Times New Roman" w:eastAsia="Times New Roman" w:hAnsi="Times New Roman" w:cs="Times New Roman"/>
-          <w:sz w:val="24"/>
-          <w:szCs w:val="24"/>
-          <w:lang w:eastAsia="en-IN"/>
-        </w:rPr>
-      </w:pPr>
-      <w:r>
-        <w:rPr>
-          <w:rFonts w:ascii="Times New Roman" w:eastAsia="Times New Roman" w:hAnsi="Times New Roman" w:cs="Times New Roman"/>
-          <w:b/>
-          <w:bCs/>
-          <w:sz w:val="24"/>
-          <w:szCs w:val="24"/>
-          <w:lang w:eastAsia="en-IN"/>
-        </w:rPr>
-        <w:t>Example</w:t>
-      </w:r>
-      <w:r>
-        <w:rPr>
-          <w:rFonts w:ascii="Times New Roman" w:eastAsia="Times New Roman" w:hAnsi="Times New Roman" w:cs="Times New Roman"/>
-          <w:sz w:val="24"/>
-          <w:szCs w:val="24"/>
-          <w:lang w:eastAsia="en-IN"/>
-        </w:rPr>
-        <w:t>: If User A and User B both liked Movies X and Y, and User A also liked Movie Z, then recommend Movie Z to User B.</w:t>
-      </w:r>
-    </w:p>
-    <w:p>
-      <w:pPr>
-        <w:numPr>
-          <w:ilvl w:val="0"/>
-          <w:numId w:val="8"/>
-        </w:numPr>
-        <w:spacing w:before="100" w:beforeAutospacing="1" w:after="100" w:afterAutospacing="1" w:line="240" w:lineRule="auto"/>
-        <w:rPr>
-          <w:rFonts w:ascii="Times New Roman" w:eastAsia="Times New Roman" w:hAnsi="Times New Roman" w:cs="Times New Roman"/>
-          <w:sz w:val="24"/>
-          <w:szCs w:val="24"/>
-          <w:lang w:eastAsia="en-IN"/>
-        </w:rPr>
-      </w:pPr>
-      <w:r>
-        <w:rPr>
-          <w:rFonts w:ascii="Times New Roman" w:eastAsia="Times New Roman" w:hAnsi="Times New Roman" w:cs="Times New Roman"/>
-          <w:b/>
-          <w:bCs/>
-          <w:sz w:val="24"/>
-          <w:szCs w:val="24"/>
-          <w:lang w:eastAsia="en-IN"/>
-        </w:rPr>
-        <w:t>Item-Based Collaborative Filtering</w:t>
-      </w:r>
-      <w:r>
-        <w:rPr>
-          <w:rFonts w:ascii="Times New Roman" w:eastAsia="Times New Roman" w:hAnsi="Times New Roman" w:cs="Times New Roman"/>
-          <w:sz w:val="24"/>
-          <w:szCs w:val="24"/>
-          <w:lang w:eastAsia="en-IN"/>
-        </w:rPr>
-        <w:t>:</w:t>
-      </w:r>
-    </w:p>
-    <w:p>
-      <w:pPr>
-        <w:numPr>
-          <w:ilvl w:val="1"/>
-          <w:numId w:val="8"/>
-        </w:numPr>
-        <w:spacing w:before="100" w:beforeAutospacing="1" w:after="100" w:afterAutospacing="1" w:line="240" w:lineRule="auto"/>
-        <w:rPr>
-          <w:rFonts w:ascii="Times New Roman" w:eastAsia="Times New Roman" w:hAnsi="Times New Roman" w:cs="Times New Roman"/>
-          <w:sz w:val="24"/>
-          <w:szCs w:val="24"/>
-          <w:lang w:eastAsia="en-IN"/>
-        </w:rPr>
-      </w:pPr>
-      <w:r>
-        <w:rPr>
-          <w:rFonts w:ascii="Times New Roman" w:eastAsia="Times New Roman" w:hAnsi="Times New Roman" w:cs="Times New Roman"/>
-          <w:b/>
-          <w:bCs/>
-          <w:sz w:val="24"/>
-          <w:szCs w:val="24"/>
-          <w:lang w:eastAsia="en-IN"/>
-        </w:rPr>
-        <w:t>Approach</w:t>
-      </w:r>
-      <w:r>
-        <w:rPr>
-          <w:rFonts w:ascii="Times New Roman" w:eastAsia="Times New Roman" w:hAnsi="Times New Roman" w:cs="Times New Roman"/>
-          <w:sz w:val="24"/>
-          <w:szCs w:val="24"/>
-          <w:lang w:eastAsia="en-IN"/>
-        </w:rPr>
-        <w:t>: Identify items similar to those the user has liked and recommend them.</w:t>
-      </w:r>
-    </w:p>
-    <w:p>
-      <w:pPr>
-        <w:numPr>
-          <w:ilvl w:val="1"/>
-          <w:numId w:val="8"/>
-        </w:numPr>
-        <w:spacing w:before="100" w:beforeAutospacing="1" w:after="100" w:afterAutospacing="1" w:line="240" w:lineRule="auto"/>
-        <w:rPr>
-          <w:rFonts w:ascii="Times New Roman" w:eastAsia="Times New Roman" w:hAnsi="Times New Roman" w:cs="Times New Roman"/>
-          <w:sz w:val="24"/>
-          <w:szCs w:val="24"/>
-          <w:lang w:eastAsia="en-IN"/>
-        </w:rPr>
-      </w:pPr>
-      <w:r>
-        <w:rPr>
-          <w:rFonts w:ascii="Times New Roman" w:eastAsia="Times New Roman" w:hAnsi="Times New Roman" w:cs="Times New Roman"/>
-          <w:b/>
-          <w:bCs/>
-          <w:sz w:val="24"/>
-          <w:szCs w:val="24"/>
-          <w:lang w:eastAsia="en-IN"/>
-        </w:rPr>
-        <w:lastRenderedPageBreak/>
-        <w:t>Example</w:t>
-      </w:r>
-      <w:r>
-        <w:rPr>
-          <w:rFonts w:ascii="Times New Roman" w:eastAsia="Times New Roman" w:hAnsi="Times New Roman" w:cs="Times New Roman"/>
-          <w:sz w:val="24"/>
-          <w:szCs w:val="24"/>
-          <w:lang w:eastAsia="en-IN"/>
-        </w:rPr>
-        <w:t xml:space="preserve">: If User A </w:t>
-      </w:r>
-      <w:proofErr w:type="gramStart"/>
-      <w:r>
-        <w:rPr>
-          <w:rFonts w:ascii="Times New Roman" w:eastAsia="Times New Roman" w:hAnsi="Times New Roman" w:cs="Times New Roman"/>
-          <w:sz w:val="24"/>
-          <w:szCs w:val="24"/>
-          <w:lang w:eastAsia="en-IN"/>
-        </w:rPr>
-        <w:t>liked</w:t>
-      </w:r>
-      <w:proofErr w:type="gramEnd"/>
-      <w:r>
-        <w:rPr>
-          <w:rFonts w:ascii="Times New Roman" w:eastAsia="Times New Roman" w:hAnsi="Times New Roman" w:cs="Times New Roman"/>
-          <w:sz w:val="24"/>
-          <w:szCs w:val="24"/>
-          <w:lang w:eastAsia="en-IN"/>
-        </w:rPr>
-        <w:t xml:space="preserve"> Movie X, and Movie Y is similar to Movie X, then recommend Movie Y to User A.</w:t>
-      </w:r>
-    </w:p>
-    <w:p>
-      <w:pPr>
-        <w:numPr>
-          <w:ilvl w:val="0"/>
-          <w:numId w:val="8"/>
-        </w:numPr>
-        <w:spacing w:before="100" w:beforeAutospacing="1" w:after="100" w:afterAutospacing="1" w:line="240" w:lineRule="auto"/>
-        <w:rPr>
-          <w:rFonts w:ascii="Times New Roman" w:eastAsia="Times New Roman" w:hAnsi="Times New Roman" w:cs="Times New Roman"/>
-          <w:sz w:val="24"/>
-          <w:szCs w:val="24"/>
-          <w:lang w:eastAsia="en-IN"/>
-        </w:rPr>
-      </w:pPr>
-      <w:r>
-        <w:rPr>
-          <w:rFonts w:ascii="Times New Roman" w:eastAsia="Times New Roman" w:hAnsi="Times New Roman" w:cs="Times New Roman"/>
-          <w:b/>
-          <w:bCs/>
-          <w:sz w:val="24"/>
-          <w:szCs w:val="24"/>
-          <w:lang w:eastAsia="en-IN"/>
-        </w:rPr>
-        <w:t>Model-Based Collaborative Filtering</w:t>
-      </w:r>
-      <w:r>
-        <w:rPr>
-          <w:rFonts w:ascii="Times New Roman" w:eastAsia="Times New Roman" w:hAnsi="Times New Roman" w:cs="Times New Roman"/>
-          <w:sz w:val="24"/>
-          <w:szCs w:val="24"/>
-          <w:lang w:eastAsia="en-IN"/>
-        </w:rPr>
-        <w:t>:</w:t>
-      </w:r>
-    </w:p>
-    <w:p>
-      <w:pPr>
-        <w:numPr>
-          <w:ilvl w:val="1"/>
-          <w:numId w:val="8"/>
-        </w:numPr>
-        <w:spacing w:before="100" w:beforeAutospacing="1" w:after="100" w:afterAutospacing="1" w:line="240" w:lineRule="auto"/>
-        <w:rPr>
-          <w:rFonts w:ascii="Times New Roman" w:eastAsia="Times New Roman" w:hAnsi="Times New Roman" w:cs="Times New Roman"/>
-          <w:sz w:val="24"/>
-          <w:szCs w:val="24"/>
-          <w:lang w:eastAsia="en-IN"/>
-        </w:rPr>
-      </w:pPr>
-      <w:r>
-        <w:rPr>
-          <w:rFonts w:ascii="Times New Roman" w:eastAsia="Times New Roman" w:hAnsi="Times New Roman" w:cs="Times New Roman"/>
-          <w:b/>
-          <w:bCs/>
-          <w:sz w:val="24"/>
-          <w:szCs w:val="24"/>
-          <w:lang w:eastAsia="en-IN"/>
-        </w:rPr>
-        <w:t>Approach</w:t>
-      </w:r>
-      <w:r>
-        <w:rPr>
-          <w:rFonts w:ascii="Times New Roman" w:eastAsia="Times New Roman" w:hAnsi="Times New Roman" w:cs="Times New Roman"/>
-          <w:sz w:val="24"/>
-          <w:szCs w:val="24"/>
-          <w:lang w:eastAsia="en-IN"/>
-        </w:rPr>
-        <w:t>: Utilize machine learning models (e.g., matrix factorization, deep learning) to predict user preferences.</w:t>
-      </w:r>
-    </w:p>
-    <w:p>
-      <w:pPr>
-        <w:numPr>
-          <w:ilvl w:val="1"/>
-          <w:numId w:val="8"/>
-        </w:numPr>
-        <w:spacing w:before="100" w:beforeAutospacing="1" w:after="100" w:afterAutospacing="1" w:line="240" w:lineRule="auto"/>
-        <w:rPr>
-          <w:rFonts w:ascii="Times New Roman" w:eastAsia="Times New Roman" w:hAnsi="Times New Roman" w:cs="Times New Roman"/>
-          <w:sz w:val="24"/>
-          <w:szCs w:val="24"/>
-          <w:lang w:eastAsia="en-IN"/>
-        </w:rPr>
-      </w:pPr>
-      <w:r>
-        <w:rPr>
-          <w:rFonts w:ascii="Times New Roman" w:eastAsia="Times New Roman" w:hAnsi="Times New Roman" w:cs="Times New Roman"/>
-          <w:b/>
-          <w:bCs/>
-          <w:sz w:val="24"/>
-          <w:szCs w:val="24"/>
-          <w:lang w:eastAsia="en-IN"/>
-        </w:rPr>
-        <w:t>Example</w:t>
-      </w:r>
-      <w:r>
-        <w:rPr>
-          <w:rFonts w:ascii="Times New Roman" w:eastAsia="Times New Roman" w:hAnsi="Times New Roman" w:cs="Times New Roman"/>
-          <w:sz w:val="24"/>
-          <w:szCs w:val="24"/>
-          <w:lang w:eastAsia="en-IN"/>
-        </w:rPr>
-        <w:t>: Employ algorithms like Singular Value Decomposition (SVD) to uncover latent factors influencing user-item interactions.</w:t>
-      </w:r>
-    </w:p>
-    <w:p>
-      <w:pPr>
-        <w:spacing w:before="100" w:beforeAutospacing="1" w:after="100" w:afterAutospacing="1" w:line="240" w:lineRule="auto"/>
-        <w:outlineLvl w:val="2"/>
-        <w:rPr>
-          <w:rFonts w:ascii="Times New Roman" w:eastAsia="Times New Roman" w:hAnsi="Times New Roman" w:cs="Times New Roman"/>
-          <w:b/>
-          <w:bCs/>
-          <w:sz w:val="27"/>
-          <w:szCs w:val="27"/>
-          <w:lang w:eastAsia="en-IN"/>
-        </w:rPr>
-      </w:pPr>
-      <w:r>
-        <w:rPr>
-          <w:rFonts w:ascii="Times New Roman" w:eastAsia="Times New Roman" w:hAnsi="Times New Roman" w:cs="Times New Roman"/>
-          <w:b/>
-          <w:bCs/>
-          <w:sz w:val="27"/>
-          <w:szCs w:val="27"/>
-          <w:lang w:eastAsia="en-IN"/>
-        </w:rPr>
-        <w:t>Challenges</w:t>
-      </w:r>
-    </w:p>
-    <w:p>
-      <w:pPr>
-        <w:numPr>
-          <w:ilvl w:val="0"/>
-          <w:numId w:val="9"/>
-        </w:numPr>
-        <w:spacing w:before="100" w:beforeAutospacing="1" w:after="100" w:afterAutospacing="1" w:line="240" w:lineRule="auto"/>
-        <w:rPr>
-          <w:rFonts w:ascii="Times New Roman" w:eastAsia="Times New Roman" w:hAnsi="Times New Roman" w:cs="Times New Roman"/>
-          <w:sz w:val="24"/>
-          <w:szCs w:val="24"/>
-          <w:lang w:eastAsia="en-IN"/>
-        </w:rPr>
-      </w:pPr>
-      <w:r>
-        <w:rPr>
-          <w:rFonts w:ascii="Times New Roman" w:eastAsia="Times New Roman" w:hAnsi="Times New Roman" w:cs="Times New Roman"/>
-          <w:b/>
-          <w:bCs/>
-          <w:sz w:val="24"/>
-          <w:szCs w:val="24"/>
-          <w:lang w:eastAsia="en-IN"/>
-        </w:rPr>
-        <w:t>Cold Start Problem</w:t>
-      </w:r>
-      <w:r>
-        <w:rPr>
-          <w:rFonts w:ascii="Times New Roman" w:eastAsia="Times New Roman" w:hAnsi="Times New Roman" w:cs="Times New Roman"/>
-          <w:sz w:val="24"/>
-          <w:szCs w:val="24"/>
-          <w:lang w:eastAsia="en-IN"/>
-        </w:rPr>
-        <w:t>: Difficulty in recommending for new users or items with little to no interaction data.</w:t>
-      </w:r>
-    </w:p>
-    <w:p>
-      <w:pPr>
-        <w:numPr>
-          <w:ilvl w:val="0"/>
-          <w:numId w:val="9"/>
-        </w:numPr>
-        <w:spacing w:before="100" w:beforeAutospacing="1" w:after="100" w:afterAutospacing="1" w:line="240" w:lineRule="auto"/>
-        <w:rPr>
-          <w:rFonts w:ascii="Times New Roman" w:eastAsia="Times New Roman" w:hAnsi="Times New Roman" w:cs="Times New Roman"/>
-          <w:sz w:val="24"/>
-          <w:szCs w:val="24"/>
-          <w:lang w:eastAsia="en-IN"/>
-        </w:rPr>
-      </w:pPr>
-      <w:r>
-        <w:rPr>
-          <w:rFonts w:ascii="Times New Roman" w:eastAsia="Times New Roman" w:hAnsi="Times New Roman" w:cs="Times New Roman"/>
-          <w:b/>
-          <w:bCs/>
-          <w:sz w:val="24"/>
-          <w:szCs w:val="24"/>
-          <w:lang w:eastAsia="en-IN"/>
-        </w:rPr>
-        <w:t>Data Sparsity</w:t>
-      </w:r>
-      <w:r>
-        <w:rPr>
-          <w:rFonts w:ascii="Times New Roman" w:eastAsia="Times New Roman" w:hAnsi="Times New Roman" w:cs="Times New Roman"/>
-          <w:sz w:val="24"/>
-          <w:szCs w:val="24"/>
-          <w:lang w:eastAsia="en-IN"/>
-        </w:rPr>
-        <w:t>: In large systems, users interact with a small subset of items, leading to sparse data matrices.</w:t>
-      </w:r>
-    </w:p>
-    <w:p>
-      <w:pPr>
-        <w:numPr>
-          <w:ilvl w:val="0"/>
-          <w:numId w:val="9"/>
-        </w:numPr>
-        <w:spacing w:before="100" w:beforeAutospacing="1" w:after="100" w:afterAutospacing="1" w:line="240" w:lineRule="auto"/>
-        <w:rPr>
-          <w:rFonts w:ascii="Times New Roman" w:eastAsia="Times New Roman" w:hAnsi="Times New Roman" w:cs="Times New Roman"/>
-          <w:sz w:val="24"/>
-          <w:szCs w:val="24"/>
-          <w:lang w:eastAsia="en-IN"/>
-        </w:rPr>
-      </w:pPr>
-      <w:r>
-        <w:rPr>
-          <w:rFonts w:ascii="Times New Roman" w:eastAsia="Times New Roman" w:hAnsi="Times New Roman" w:cs="Times New Roman"/>
-          <w:b/>
-          <w:bCs/>
-          <w:sz w:val="24"/>
-          <w:szCs w:val="24"/>
-          <w:lang w:eastAsia="en-IN"/>
-        </w:rPr>
-        <w:t>Sc</w:t>
-      </w:r>
-      <w:bookmarkStart w:id="0" w:name="_GoBack"/>
-      <w:bookmarkEnd w:id="0"/>
-      <w:r>
-        <w:rPr>
-          <w:rFonts w:ascii="Times New Roman" w:eastAsia="Times New Roman" w:hAnsi="Times New Roman" w:cs="Times New Roman"/>
-          <w:b/>
-          <w:bCs/>
-          <w:sz w:val="24"/>
-          <w:szCs w:val="24"/>
-          <w:lang w:eastAsia="en-IN"/>
-        </w:rPr>
-        <w:t>alability</w:t>
-      </w:r>
-      <w:r>
-        <w:rPr>
-          <w:rFonts w:ascii="Times New Roman" w:eastAsia="Times New Roman" w:hAnsi="Times New Roman" w:cs="Times New Roman"/>
-          <w:sz w:val="24"/>
-          <w:szCs w:val="24"/>
-          <w:lang w:eastAsia="en-IN"/>
-        </w:rPr>
-        <w:t>: Computational complexity increases with the number of users and items.</w:t>
-      </w:r>
-    </w:p>
-    <w:p>
-      <w:pPr>
-        <w:pStyle w:val="ListParagraph"/>
-        <w:spacing w:before="100" w:beforeAutospacing="1" w:after="100" w:afterAutospacing="1" w:line="240" w:lineRule="auto"/>
-        <w:rPr>
-          <w:rFonts w:ascii="Times New Roman" w:eastAsia="Times New Roman" w:hAnsi="Times New Roman" w:cs="Times New Roman"/>
-          <w:sz w:val="24"/>
-          <w:szCs w:val="24"/>
-          <w:lang w:eastAsia="en-IN"/>
-        </w:rPr>
-      </w:pPr>
-      <w:r>
-        <w:rPr>
-          <w:rFonts w:ascii="Times New Roman" w:eastAsia="Times New Roman" w:hAnsi="Times New Roman" w:cs="Times New Roman"/>
-          <w:sz w:val="24"/>
-          <w:szCs w:val="24"/>
-          <w:lang w:eastAsia="en-IN"/>
-        </w:rPr>
-        <w:t xml:space="preserve">Collaborative filtering has been successfully implemented in various platforms, including Netflix, Amazon, and Spotify, to enhance user experience through personalized recommendations. </w:t>
-      </w:r>
-    </w:p>
+        <w:t>Scalability:</w:t>
+      </w:r>
+      <w:r>
+        <w:t xml:space="preserve"> Becomes computationally heavy as users and items grow.</w:t>
+      </w:r>
+    </w:p>
+    <w:p>
+      <w:r>
+        <w:t>Despite these issues, collaborative filtering is the backbone of systems like Netflix, Amazon, and Spotify — because it keeps recommendations highly personalized and relevant.</w:t>
+      </w:r>
+    </w:p>
+    <w:p/>
     <w:sectPr>
       <w:pgSz w:w="11906" w:h="16838"/>
       <w:pgMar w:top="1440" w:right="1440" w:bottom="1440" w:left="1440" w:header="708" w:footer="708" w:gutter="0"/>
@@ -1640,8 +682,604 @@
 </file>
 
 <file path=word/numbering.xml><?xml version="1.0" encoding="utf-8"?>
-<w:numbering xmlns:wpc="http://schemas.microsoft.com/office/word/2010/wordprocessingCanvas" xmlns:cx="http://schemas.microsoft.com/office/drawing/2014/chartex" xmlns:cx1="http://schemas.microsoft.com/office/drawing/2015/9/8/chartex" xmlns:cx2="http://schemas.microsoft.com/office/drawing/2015/10/21/chartex" xmlns:cx3="http://schemas.microsoft.com/office/drawing/2016/5/9/chartex" xmlns:cx4="http://schemas.microsoft.com/office/drawing/2016/5/10/chartex" xmlns:cx5="http://schemas.microsoft.com/office/drawing/2016/5/11/chartex" xmlns:cx6="http://schemas.microsoft.com/office/drawing/2016/5/12/chartex" xmlns:cx7="http://schemas.microsoft.com/office/drawing/2016/5/13/chartex" xmlns:cx8="http://schemas.microsoft.com/office/drawing/2016/5/14/chartex" xmlns:mc="http://schemas.openxmlformats.org/markup-compatibility/2006" xmlns:aink="http://schemas.microsoft.com/office/drawing/2016/ink" xmlns:am3d="http://schemas.microsoft.com/office/drawing/2017/model3d" xmlns:o="urn:schemas-microsoft-com:office:office" xmlns:r="http://schemas.openxmlformats.org/officeDocument/2006/relationships" xmlns:m="http://schemas.openxmlformats.org/officeDocument/2006/math" xmlns:v="urn:schemas-microsoft-com:vml" xmlns:wp14="http://schemas.microsoft.com/office/word/2010/wordprocessingDrawing" xmlns:wp="http://schemas.openxmlformats.org/drawingml/2006/wordprocessingDrawing" xmlns:w10="urn:schemas-microsoft-com:office:word" xmlns:w="http://schemas.openxmlformats.org/wordprocessingml/2006/main" xmlns:w14="http://schemas.microsoft.com/office/word/2010/wordml" xmlns:w15="http://schemas.microsoft.com/office/word/2012/wordml" xmlns:w16cid="http://schemas.microsoft.com/office/word/2016/wordml/cid" xmlns:w16se="http://schemas.microsoft.com/office/word/2015/wordml/symex" xmlns:wpg="http://schemas.microsoft.com/office/word/2010/wordprocessingGroup" xmlns:wpi="http://schemas.microsoft.com/office/word/2010/wordprocessingInk" xmlns:wne="http://schemas.microsoft.com/office/word/2006/wordml" xmlns:wps="http://schemas.microsoft.com/office/word/2010/wordprocessingShape" mc:Ignorable="w14 w15 w16se w16cid wp14">
+<w:numbering xmlns:wpc="http://schemas.microsoft.com/office/word/2010/wordprocessingCanvas" xmlns:cx="http://schemas.microsoft.com/office/drawing/2014/chartex" xmlns:cx1="http://schemas.microsoft.com/office/drawing/2015/9/8/chartex" xmlns:cx2="http://schemas.microsoft.com/office/drawing/2015/10/21/chartex" xmlns:cx3="http://schemas.microsoft.com/office/drawing/2016/5/9/chartex" xmlns:cx4="http://schemas.microsoft.com/office/drawing/2016/5/10/chartex" xmlns:cx5="http://schemas.microsoft.com/office/drawing/2016/5/11/chartex" xmlns:cx6="http://schemas.microsoft.com/office/drawing/2016/5/12/chartex" xmlns:cx7="http://schemas.microsoft.com/office/drawing/2016/5/13/chartex" xmlns:cx8="http://schemas.microsoft.com/office/drawing/2016/5/14/chartex" xmlns:mc="http://schemas.openxmlformats.org/markup-compatibility/2006" xmlns:aink="http://schemas.microsoft.com/office/drawing/2016/ink" xmlns:am3d="http://schemas.microsoft.com/office/drawing/2017/model3d" xmlns:o="urn:schemas-microsoft-com:office:office" xmlns:oel="http://schemas.microsoft.com/office/2019/extlst" xmlns:r="http://schemas.openxmlformats.org/officeDocument/2006/relationships" xmlns:m="http://schemas.openxmlformats.org/officeDocument/2006/math" xmlns:v="urn:schemas-microsoft-com:vml" xmlns:wp14="http://schemas.microsoft.com/office/word/2010/wordprocessingDrawing" xmlns:wp="http://schemas.openxmlformats.org/drawingml/2006/wordprocessingDrawing" xmlns:w10="urn:schemas-microsoft-com:office:word" xmlns:w="http://schemas.openxmlformats.org/wordprocessingml/2006/main" xmlns:w14="http://schemas.microsoft.com/office/word/2010/wordml" xmlns:w15="http://schemas.microsoft.com/office/word/2012/wordml" xmlns:w16cex="http://schemas.microsoft.com/office/word/2018/wordml/cex" xmlns:w16cid="http://schemas.microsoft.com/office/word/2016/wordml/cid" xmlns:w16="http://schemas.microsoft.com/office/word/2018/wordml" xmlns:w16du="http://schemas.microsoft.com/office/word/2023/wordml/word16du" xmlns:w16sdtdh="http://schemas.microsoft.com/office/word/2020/wordml/sdtdatahash" xmlns:w16sdtfl="http://schemas.microsoft.com/office/word/2024/wordml/sdtformatlock" xmlns:w16se="http://schemas.microsoft.com/office/word/2015/wordml/symex" xmlns:wpg="http://schemas.microsoft.com/office/word/2010/wordprocessingGroup" xmlns:wpi="http://schemas.microsoft.com/office/word/2010/wordprocessingInk" xmlns:wne="http://schemas.microsoft.com/office/word/2006/wordml" xmlns:wps="http://schemas.microsoft.com/office/word/2010/wordprocessingShape" mc:Ignorable="w14 w15 w16se w16cid w16 w16cex w16sdtdh w16sdtfl w16du wp14">
   <w:abstractNum w:abstractNumId="0" w15:restartNumberingAfterBreak="0">
+    <w:nsid w:val="0CE90960"/>
+    <w:multiLevelType w:val="multilevel"/>
+    <w:tmpl w:val="9BD00D5E"/>
+    <w:lvl w:ilvl="0">
+      <w:start w:val="1"/>
+      <w:numFmt w:val="bullet"/>
+      <w:lvlText w:val=""/>
+      <w:lvlJc w:val="left"/>
+      <w:pPr>
+        <w:tabs>
+          <w:tab w:val="num" w:pos="720"/>
+        </w:tabs>
+        <w:ind w:left="720" w:hanging="360"/>
+      </w:pPr>
+      <w:rPr>
+        <w:rFonts w:ascii="Symbol" w:hAnsi="Symbol" w:hint="default"/>
+        <w:sz w:val="20"/>
+      </w:rPr>
+    </w:lvl>
+    <w:lvl w:ilvl="1" w:tentative="1">
+      <w:start w:val="1"/>
+      <w:numFmt w:val="bullet"/>
+      <w:lvlText w:val="o"/>
+      <w:lvlJc w:val="left"/>
+      <w:pPr>
+        <w:tabs>
+          <w:tab w:val="num" w:pos="1440"/>
+        </w:tabs>
+        <w:ind w:left="1440" w:hanging="360"/>
+      </w:pPr>
+      <w:rPr>
+        <w:rFonts w:ascii="Courier New" w:hAnsi="Courier New" w:hint="default"/>
+        <w:sz w:val="20"/>
+      </w:rPr>
+    </w:lvl>
+    <w:lvl w:ilvl="2" w:tentative="1">
+      <w:start w:val="1"/>
+      <w:numFmt w:val="bullet"/>
+      <w:lvlText w:val=""/>
+      <w:lvlJc w:val="left"/>
+      <w:pPr>
+        <w:tabs>
+          <w:tab w:val="num" w:pos="2160"/>
+        </w:tabs>
+        <w:ind w:left="2160" w:hanging="360"/>
+      </w:pPr>
+      <w:rPr>
+        <w:rFonts w:ascii="Wingdings" w:hAnsi="Wingdings" w:hint="default"/>
+        <w:sz w:val="20"/>
+      </w:rPr>
+    </w:lvl>
+    <w:lvl w:ilvl="3" w:tentative="1">
+      <w:start w:val="1"/>
+      <w:numFmt w:val="bullet"/>
+      <w:lvlText w:val=""/>
+      <w:lvlJc w:val="left"/>
+      <w:pPr>
+        <w:tabs>
+          <w:tab w:val="num" w:pos="2880"/>
+        </w:tabs>
+        <w:ind w:left="2880" w:hanging="360"/>
+      </w:pPr>
+      <w:rPr>
+        <w:rFonts w:ascii="Wingdings" w:hAnsi="Wingdings" w:hint="default"/>
+        <w:sz w:val="20"/>
+      </w:rPr>
+    </w:lvl>
+    <w:lvl w:ilvl="4" w:tentative="1">
+      <w:start w:val="1"/>
+      <w:numFmt w:val="bullet"/>
+      <w:lvlText w:val=""/>
+      <w:lvlJc w:val="left"/>
+      <w:pPr>
+        <w:tabs>
+          <w:tab w:val="num" w:pos="3600"/>
+        </w:tabs>
+        <w:ind w:left="3600" w:hanging="360"/>
+      </w:pPr>
+      <w:rPr>
+        <w:rFonts w:ascii="Wingdings" w:hAnsi="Wingdings" w:hint="default"/>
+        <w:sz w:val="20"/>
+      </w:rPr>
+    </w:lvl>
+    <w:lvl w:ilvl="5" w:tentative="1">
+      <w:start w:val="1"/>
+      <w:numFmt w:val="bullet"/>
+      <w:lvlText w:val=""/>
+      <w:lvlJc w:val="left"/>
+      <w:pPr>
+        <w:tabs>
+          <w:tab w:val="num" w:pos="4320"/>
+        </w:tabs>
+        <w:ind w:left="4320" w:hanging="360"/>
+      </w:pPr>
+      <w:rPr>
+        <w:rFonts w:ascii="Wingdings" w:hAnsi="Wingdings" w:hint="default"/>
+        <w:sz w:val="20"/>
+      </w:rPr>
+    </w:lvl>
+    <w:lvl w:ilvl="6" w:tentative="1">
+      <w:start w:val="1"/>
+      <w:numFmt w:val="bullet"/>
+      <w:lvlText w:val=""/>
+      <w:lvlJc w:val="left"/>
+      <w:pPr>
+        <w:tabs>
+          <w:tab w:val="num" w:pos="5040"/>
+        </w:tabs>
+        <w:ind w:left="5040" w:hanging="360"/>
+      </w:pPr>
+      <w:rPr>
+        <w:rFonts w:ascii="Wingdings" w:hAnsi="Wingdings" w:hint="default"/>
+        <w:sz w:val="20"/>
+      </w:rPr>
+    </w:lvl>
+    <w:lvl w:ilvl="7" w:tentative="1">
+      <w:start w:val="1"/>
+      <w:numFmt w:val="bullet"/>
+      <w:lvlText w:val=""/>
+      <w:lvlJc w:val="left"/>
+      <w:pPr>
+        <w:tabs>
+          <w:tab w:val="num" w:pos="5760"/>
+        </w:tabs>
+        <w:ind w:left="5760" w:hanging="360"/>
+      </w:pPr>
+      <w:rPr>
+        <w:rFonts w:ascii="Wingdings" w:hAnsi="Wingdings" w:hint="default"/>
+        <w:sz w:val="20"/>
+      </w:rPr>
+    </w:lvl>
+    <w:lvl w:ilvl="8" w:tentative="1">
+      <w:start w:val="1"/>
+      <w:numFmt w:val="bullet"/>
+      <w:lvlText w:val=""/>
+      <w:lvlJc w:val="left"/>
+      <w:pPr>
+        <w:tabs>
+          <w:tab w:val="num" w:pos="6480"/>
+        </w:tabs>
+        <w:ind w:left="6480" w:hanging="360"/>
+      </w:pPr>
+      <w:rPr>
+        <w:rFonts w:ascii="Wingdings" w:hAnsi="Wingdings" w:hint="default"/>
+        <w:sz w:val="20"/>
+      </w:rPr>
+    </w:lvl>
+  </w:abstractNum>
+  <w:abstractNum w:abstractNumId="1" w15:restartNumberingAfterBreak="0">
+    <w:nsid w:val="1FA54094"/>
+    <w:multiLevelType w:val="multilevel"/>
+    <w:tmpl w:val="79D42DB0"/>
+    <w:lvl w:ilvl="0">
+      <w:start w:val="1"/>
+      <w:numFmt w:val="bullet"/>
+      <w:lvlText w:val=""/>
+      <w:lvlJc w:val="left"/>
+      <w:pPr>
+        <w:tabs>
+          <w:tab w:val="num" w:pos="720"/>
+        </w:tabs>
+        <w:ind w:left="720" w:hanging="360"/>
+      </w:pPr>
+      <w:rPr>
+        <w:rFonts w:ascii="Symbol" w:hAnsi="Symbol" w:hint="default"/>
+        <w:sz w:val="20"/>
+      </w:rPr>
+    </w:lvl>
+    <w:lvl w:ilvl="1" w:tentative="1">
+      <w:start w:val="1"/>
+      <w:numFmt w:val="bullet"/>
+      <w:lvlText w:val="o"/>
+      <w:lvlJc w:val="left"/>
+      <w:pPr>
+        <w:tabs>
+          <w:tab w:val="num" w:pos="1440"/>
+        </w:tabs>
+        <w:ind w:left="1440" w:hanging="360"/>
+      </w:pPr>
+      <w:rPr>
+        <w:rFonts w:ascii="Courier New" w:hAnsi="Courier New" w:hint="default"/>
+        <w:sz w:val="20"/>
+      </w:rPr>
+    </w:lvl>
+    <w:lvl w:ilvl="2" w:tentative="1">
+      <w:start w:val="1"/>
+      <w:numFmt w:val="bullet"/>
+      <w:lvlText w:val=""/>
+      <w:lvlJc w:val="left"/>
+      <w:pPr>
+        <w:tabs>
+          <w:tab w:val="num" w:pos="2160"/>
+        </w:tabs>
+        <w:ind w:left="2160" w:hanging="360"/>
+      </w:pPr>
+      <w:rPr>
+        <w:rFonts w:ascii="Wingdings" w:hAnsi="Wingdings" w:hint="default"/>
+        <w:sz w:val="20"/>
+      </w:rPr>
+    </w:lvl>
+    <w:lvl w:ilvl="3" w:tentative="1">
+      <w:start w:val="1"/>
+      <w:numFmt w:val="bullet"/>
+      <w:lvlText w:val=""/>
+      <w:lvlJc w:val="left"/>
+      <w:pPr>
+        <w:tabs>
+          <w:tab w:val="num" w:pos="2880"/>
+        </w:tabs>
+        <w:ind w:left="2880" w:hanging="360"/>
+      </w:pPr>
+      <w:rPr>
+        <w:rFonts w:ascii="Wingdings" w:hAnsi="Wingdings" w:hint="default"/>
+        <w:sz w:val="20"/>
+      </w:rPr>
+    </w:lvl>
+    <w:lvl w:ilvl="4" w:tentative="1">
+      <w:start w:val="1"/>
+      <w:numFmt w:val="bullet"/>
+      <w:lvlText w:val=""/>
+      <w:lvlJc w:val="left"/>
+      <w:pPr>
+        <w:tabs>
+          <w:tab w:val="num" w:pos="3600"/>
+        </w:tabs>
+        <w:ind w:left="3600" w:hanging="360"/>
+      </w:pPr>
+      <w:rPr>
+        <w:rFonts w:ascii="Wingdings" w:hAnsi="Wingdings" w:hint="default"/>
+        <w:sz w:val="20"/>
+      </w:rPr>
+    </w:lvl>
+    <w:lvl w:ilvl="5" w:tentative="1">
+      <w:start w:val="1"/>
+      <w:numFmt w:val="bullet"/>
+      <w:lvlText w:val=""/>
+      <w:lvlJc w:val="left"/>
+      <w:pPr>
+        <w:tabs>
+          <w:tab w:val="num" w:pos="4320"/>
+        </w:tabs>
+        <w:ind w:left="4320" w:hanging="360"/>
+      </w:pPr>
+      <w:rPr>
+        <w:rFonts w:ascii="Wingdings" w:hAnsi="Wingdings" w:hint="default"/>
+        <w:sz w:val="20"/>
+      </w:rPr>
+    </w:lvl>
+    <w:lvl w:ilvl="6" w:tentative="1">
+      <w:start w:val="1"/>
+      <w:numFmt w:val="bullet"/>
+      <w:lvlText w:val=""/>
+      <w:lvlJc w:val="left"/>
+      <w:pPr>
+        <w:tabs>
+          <w:tab w:val="num" w:pos="5040"/>
+        </w:tabs>
+        <w:ind w:left="5040" w:hanging="360"/>
+      </w:pPr>
+      <w:rPr>
+        <w:rFonts w:ascii="Wingdings" w:hAnsi="Wingdings" w:hint="default"/>
+        <w:sz w:val="20"/>
+      </w:rPr>
+    </w:lvl>
+    <w:lvl w:ilvl="7" w:tentative="1">
+      <w:start w:val="1"/>
+      <w:numFmt w:val="bullet"/>
+      <w:lvlText w:val=""/>
+      <w:lvlJc w:val="left"/>
+      <w:pPr>
+        <w:tabs>
+          <w:tab w:val="num" w:pos="5760"/>
+        </w:tabs>
+        <w:ind w:left="5760" w:hanging="360"/>
+      </w:pPr>
+      <w:rPr>
+        <w:rFonts w:ascii="Wingdings" w:hAnsi="Wingdings" w:hint="default"/>
+        <w:sz w:val="20"/>
+      </w:rPr>
+    </w:lvl>
+    <w:lvl w:ilvl="8" w:tentative="1">
+      <w:start w:val="1"/>
+      <w:numFmt w:val="bullet"/>
+      <w:lvlText w:val=""/>
+      <w:lvlJc w:val="left"/>
+      <w:pPr>
+        <w:tabs>
+          <w:tab w:val="num" w:pos="6480"/>
+        </w:tabs>
+        <w:ind w:left="6480" w:hanging="360"/>
+      </w:pPr>
+      <w:rPr>
+        <w:rFonts w:ascii="Wingdings" w:hAnsi="Wingdings" w:hint="default"/>
+        <w:sz w:val="20"/>
+      </w:rPr>
+    </w:lvl>
+  </w:abstractNum>
+  <w:abstractNum w:abstractNumId="2" w15:restartNumberingAfterBreak="0">
+    <w:nsid w:val="24D36261"/>
+    <w:multiLevelType w:val="multilevel"/>
+    <w:tmpl w:val="E0F47644"/>
+    <w:lvl w:ilvl="0">
+      <w:start w:val="1"/>
+      <w:numFmt w:val="bullet"/>
+      <w:lvlText w:val=""/>
+      <w:lvlJc w:val="left"/>
+      <w:pPr>
+        <w:tabs>
+          <w:tab w:val="num" w:pos="720"/>
+        </w:tabs>
+        <w:ind w:left="720" w:hanging="360"/>
+      </w:pPr>
+      <w:rPr>
+        <w:rFonts w:ascii="Symbol" w:hAnsi="Symbol" w:hint="default"/>
+        <w:sz w:val="20"/>
+      </w:rPr>
+    </w:lvl>
+    <w:lvl w:ilvl="1" w:tentative="1">
+      <w:start w:val="1"/>
+      <w:numFmt w:val="bullet"/>
+      <w:lvlText w:val="o"/>
+      <w:lvlJc w:val="left"/>
+      <w:pPr>
+        <w:tabs>
+          <w:tab w:val="num" w:pos="1440"/>
+        </w:tabs>
+        <w:ind w:left="1440" w:hanging="360"/>
+      </w:pPr>
+      <w:rPr>
+        <w:rFonts w:ascii="Courier New" w:hAnsi="Courier New" w:hint="default"/>
+        <w:sz w:val="20"/>
+      </w:rPr>
+    </w:lvl>
+    <w:lvl w:ilvl="2" w:tentative="1">
+      <w:start w:val="1"/>
+      <w:numFmt w:val="bullet"/>
+      <w:lvlText w:val=""/>
+      <w:lvlJc w:val="left"/>
+      <w:pPr>
+        <w:tabs>
+          <w:tab w:val="num" w:pos="2160"/>
+        </w:tabs>
+        <w:ind w:left="2160" w:hanging="360"/>
+      </w:pPr>
+      <w:rPr>
+        <w:rFonts w:ascii="Wingdings" w:hAnsi="Wingdings" w:hint="default"/>
+        <w:sz w:val="20"/>
+      </w:rPr>
+    </w:lvl>
+    <w:lvl w:ilvl="3" w:tentative="1">
+      <w:start w:val="1"/>
+      <w:numFmt w:val="bullet"/>
+      <w:lvlText w:val=""/>
+      <w:lvlJc w:val="left"/>
+      <w:pPr>
+        <w:tabs>
+          <w:tab w:val="num" w:pos="2880"/>
+        </w:tabs>
+        <w:ind w:left="2880" w:hanging="360"/>
+      </w:pPr>
+      <w:rPr>
+        <w:rFonts w:ascii="Wingdings" w:hAnsi="Wingdings" w:hint="default"/>
+        <w:sz w:val="20"/>
+      </w:rPr>
+    </w:lvl>
+    <w:lvl w:ilvl="4" w:tentative="1">
+      <w:start w:val="1"/>
+      <w:numFmt w:val="bullet"/>
+      <w:lvlText w:val=""/>
+      <w:lvlJc w:val="left"/>
+      <w:pPr>
+        <w:tabs>
+          <w:tab w:val="num" w:pos="3600"/>
+        </w:tabs>
+        <w:ind w:left="3600" w:hanging="360"/>
+      </w:pPr>
+      <w:rPr>
+        <w:rFonts w:ascii="Wingdings" w:hAnsi="Wingdings" w:hint="default"/>
+        <w:sz w:val="20"/>
+      </w:rPr>
+    </w:lvl>
+    <w:lvl w:ilvl="5" w:tentative="1">
+      <w:start w:val="1"/>
+      <w:numFmt w:val="bullet"/>
+      <w:lvlText w:val=""/>
+      <w:lvlJc w:val="left"/>
+      <w:pPr>
+        <w:tabs>
+          <w:tab w:val="num" w:pos="4320"/>
+        </w:tabs>
+        <w:ind w:left="4320" w:hanging="360"/>
+      </w:pPr>
+      <w:rPr>
+        <w:rFonts w:ascii="Wingdings" w:hAnsi="Wingdings" w:hint="default"/>
+        <w:sz w:val="20"/>
+      </w:rPr>
+    </w:lvl>
+    <w:lvl w:ilvl="6" w:tentative="1">
+      <w:start w:val="1"/>
+      <w:numFmt w:val="bullet"/>
+      <w:lvlText w:val=""/>
+      <w:lvlJc w:val="left"/>
+      <w:pPr>
+        <w:tabs>
+          <w:tab w:val="num" w:pos="5040"/>
+        </w:tabs>
+        <w:ind w:left="5040" w:hanging="360"/>
+      </w:pPr>
+      <w:rPr>
+        <w:rFonts w:ascii="Wingdings" w:hAnsi="Wingdings" w:hint="default"/>
+        <w:sz w:val="20"/>
+      </w:rPr>
+    </w:lvl>
+    <w:lvl w:ilvl="7" w:tentative="1">
+      <w:start w:val="1"/>
+      <w:numFmt w:val="bullet"/>
+      <w:lvlText w:val=""/>
+      <w:lvlJc w:val="left"/>
+      <w:pPr>
+        <w:tabs>
+          <w:tab w:val="num" w:pos="5760"/>
+        </w:tabs>
+        <w:ind w:left="5760" w:hanging="360"/>
+      </w:pPr>
+      <w:rPr>
+        <w:rFonts w:ascii="Wingdings" w:hAnsi="Wingdings" w:hint="default"/>
+        <w:sz w:val="20"/>
+      </w:rPr>
+    </w:lvl>
+    <w:lvl w:ilvl="8" w:tentative="1">
+      <w:start w:val="1"/>
+      <w:numFmt w:val="bullet"/>
+      <w:lvlText w:val=""/>
+      <w:lvlJc w:val="left"/>
+      <w:pPr>
+        <w:tabs>
+          <w:tab w:val="num" w:pos="6480"/>
+        </w:tabs>
+        <w:ind w:left="6480" w:hanging="360"/>
+      </w:pPr>
+      <w:rPr>
+        <w:rFonts w:ascii="Wingdings" w:hAnsi="Wingdings" w:hint="default"/>
+        <w:sz w:val="20"/>
+      </w:rPr>
+    </w:lvl>
+  </w:abstractNum>
+  <w:abstractNum w:abstractNumId="3" w15:restartNumberingAfterBreak="0">
+    <w:nsid w:val="2559060E"/>
+    <w:multiLevelType w:val="multilevel"/>
+    <w:tmpl w:val="D6D2C518"/>
+    <w:lvl w:ilvl="0">
+      <w:start w:val="1"/>
+      <w:numFmt w:val="bullet"/>
+      <w:lvlText w:val=""/>
+      <w:lvlJc w:val="left"/>
+      <w:pPr>
+        <w:tabs>
+          <w:tab w:val="num" w:pos="720"/>
+        </w:tabs>
+        <w:ind w:left="720" w:hanging="360"/>
+      </w:pPr>
+      <w:rPr>
+        <w:rFonts w:ascii="Symbol" w:hAnsi="Symbol" w:hint="default"/>
+        <w:sz w:val="20"/>
+      </w:rPr>
+    </w:lvl>
+    <w:lvl w:ilvl="1" w:tentative="1">
+      <w:start w:val="1"/>
+      <w:numFmt w:val="bullet"/>
+      <w:lvlText w:val="o"/>
+      <w:lvlJc w:val="left"/>
+      <w:pPr>
+        <w:tabs>
+          <w:tab w:val="num" w:pos="1440"/>
+        </w:tabs>
+        <w:ind w:left="1440" w:hanging="360"/>
+      </w:pPr>
+      <w:rPr>
+        <w:rFonts w:ascii="Courier New" w:hAnsi="Courier New" w:hint="default"/>
+        <w:sz w:val="20"/>
+      </w:rPr>
+    </w:lvl>
+    <w:lvl w:ilvl="2" w:tentative="1">
+      <w:start w:val="1"/>
+      <w:numFmt w:val="bullet"/>
+      <w:lvlText w:val=""/>
+      <w:lvlJc w:val="left"/>
+      <w:pPr>
+        <w:tabs>
+          <w:tab w:val="num" w:pos="2160"/>
+        </w:tabs>
+        <w:ind w:left="2160" w:hanging="360"/>
+      </w:pPr>
+      <w:rPr>
+        <w:rFonts w:ascii="Wingdings" w:hAnsi="Wingdings" w:hint="default"/>
+        <w:sz w:val="20"/>
+      </w:rPr>
+    </w:lvl>
+    <w:lvl w:ilvl="3" w:tentative="1">
+      <w:start w:val="1"/>
+      <w:numFmt w:val="bullet"/>
+      <w:lvlText w:val=""/>
+      <w:lvlJc w:val="left"/>
+      <w:pPr>
+        <w:tabs>
+          <w:tab w:val="num" w:pos="2880"/>
+        </w:tabs>
+        <w:ind w:left="2880" w:hanging="360"/>
+      </w:pPr>
+      <w:rPr>
+        <w:rFonts w:ascii="Wingdings" w:hAnsi="Wingdings" w:hint="default"/>
+        <w:sz w:val="20"/>
+      </w:rPr>
+    </w:lvl>
+    <w:lvl w:ilvl="4" w:tentative="1">
+      <w:start w:val="1"/>
+      <w:numFmt w:val="bullet"/>
+      <w:lvlText w:val=""/>
+      <w:lvlJc w:val="left"/>
+      <w:pPr>
+        <w:tabs>
+          <w:tab w:val="num" w:pos="3600"/>
+        </w:tabs>
+        <w:ind w:left="3600" w:hanging="360"/>
+      </w:pPr>
+      <w:rPr>
+        <w:rFonts w:ascii="Wingdings" w:hAnsi="Wingdings" w:hint="default"/>
+        <w:sz w:val="20"/>
+      </w:rPr>
+    </w:lvl>
+    <w:lvl w:ilvl="5" w:tentative="1">
+      <w:start w:val="1"/>
+      <w:numFmt w:val="bullet"/>
+      <w:lvlText w:val=""/>
+      <w:lvlJc w:val="left"/>
+      <w:pPr>
+        <w:tabs>
+          <w:tab w:val="num" w:pos="4320"/>
+        </w:tabs>
+        <w:ind w:left="4320" w:hanging="360"/>
+      </w:pPr>
+      <w:rPr>
+        <w:rFonts w:ascii="Wingdings" w:hAnsi="Wingdings" w:hint="default"/>
+        <w:sz w:val="20"/>
+      </w:rPr>
+    </w:lvl>
+    <w:lvl w:ilvl="6" w:tentative="1">
+      <w:start w:val="1"/>
+      <w:numFmt w:val="bullet"/>
+      <w:lvlText w:val=""/>
+      <w:lvlJc w:val="left"/>
+      <w:pPr>
+        <w:tabs>
+          <w:tab w:val="num" w:pos="5040"/>
+        </w:tabs>
+        <w:ind w:left="5040" w:hanging="360"/>
+      </w:pPr>
+      <w:rPr>
+        <w:rFonts w:ascii="Wingdings" w:hAnsi="Wingdings" w:hint="default"/>
+        <w:sz w:val="20"/>
+      </w:rPr>
+    </w:lvl>
+    <w:lvl w:ilvl="7" w:tentative="1">
+      <w:start w:val="1"/>
+      <w:numFmt w:val="bullet"/>
+      <w:lvlText w:val=""/>
+      <w:lvlJc w:val="left"/>
+      <w:pPr>
+        <w:tabs>
+          <w:tab w:val="num" w:pos="5760"/>
+        </w:tabs>
+        <w:ind w:left="5760" w:hanging="360"/>
+      </w:pPr>
+      <w:rPr>
+        <w:rFonts w:ascii="Wingdings" w:hAnsi="Wingdings" w:hint="default"/>
+        <w:sz w:val="20"/>
+      </w:rPr>
+    </w:lvl>
+    <w:lvl w:ilvl="8" w:tentative="1">
+      <w:start w:val="1"/>
+      <w:numFmt w:val="bullet"/>
+      <w:lvlText w:val=""/>
+      <w:lvlJc w:val="left"/>
+      <w:pPr>
+        <w:tabs>
+          <w:tab w:val="num" w:pos="6480"/>
+        </w:tabs>
+        <w:ind w:left="6480" w:hanging="360"/>
+      </w:pPr>
+      <w:rPr>
+        <w:rFonts w:ascii="Wingdings" w:hAnsi="Wingdings" w:hint="default"/>
+        <w:sz w:val="20"/>
+      </w:rPr>
+    </w:lvl>
+  </w:abstractNum>
+  <w:abstractNum w:abstractNumId="4" w15:restartNumberingAfterBreak="0">
     <w:nsid w:val="25846270"/>
     <w:multiLevelType w:val="multilevel"/>
     <w:tmpl w:val="73DE9FDE"/>
@@ -1754,7 +1392,386 @@
       </w:pPr>
     </w:lvl>
   </w:abstractNum>
-  <w:abstractNum w:abstractNumId="1" w15:restartNumberingAfterBreak="0">
+  <w:abstractNum w:abstractNumId="5" w15:restartNumberingAfterBreak="0">
+    <w:nsid w:val="295C70A9"/>
+    <w:multiLevelType w:val="multilevel"/>
+    <w:tmpl w:val="A5AA0630"/>
+    <w:lvl w:ilvl="0">
+      <w:start w:val="1"/>
+      <w:numFmt w:val="bullet"/>
+      <w:lvlText w:val=""/>
+      <w:lvlJc w:val="left"/>
+      <w:pPr>
+        <w:tabs>
+          <w:tab w:val="num" w:pos="720"/>
+        </w:tabs>
+        <w:ind w:left="720" w:hanging="360"/>
+      </w:pPr>
+      <w:rPr>
+        <w:rFonts w:ascii="Symbol" w:hAnsi="Symbol" w:hint="default"/>
+        <w:sz w:val="20"/>
+      </w:rPr>
+    </w:lvl>
+    <w:lvl w:ilvl="1" w:tentative="1">
+      <w:start w:val="1"/>
+      <w:numFmt w:val="bullet"/>
+      <w:lvlText w:val="o"/>
+      <w:lvlJc w:val="left"/>
+      <w:pPr>
+        <w:tabs>
+          <w:tab w:val="num" w:pos="1440"/>
+        </w:tabs>
+        <w:ind w:left="1440" w:hanging="360"/>
+      </w:pPr>
+      <w:rPr>
+        <w:rFonts w:ascii="Courier New" w:hAnsi="Courier New" w:hint="default"/>
+        <w:sz w:val="20"/>
+      </w:rPr>
+    </w:lvl>
+    <w:lvl w:ilvl="2" w:tentative="1">
+      <w:start w:val="1"/>
+      <w:numFmt w:val="bullet"/>
+      <w:lvlText w:val=""/>
+      <w:lvlJc w:val="left"/>
+      <w:pPr>
+        <w:tabs>
+          <w:tab w:val="num" w:pos="2160"/>
+        </w:tabs>
+        <w:ind w:left="2160" w:hanging="360"/>
+      </w:pPr>
+      <w:rPr>
+        <w:rFonts w:ascii="Wingdings" w:hAnsi="Wingdings" w:hint="default"/>
+        <w:sz w:val="20"/>
+      </w:rPr>
+    </w:lvl>
+    <w:lvl w:ilvl="3" w:tentative="1">
+      <w:start w:val="1"/>
+      <w:numFmt w:val="bullet"/>
+      <w:lvlText w:val=""/>
+      <w:lvlJc w:val="left"/>
+      <w:pPr>
+        <w:tabs>
+          <w:tab w:val="num" w:pos="2880"/>
+        </w:tabs>
+        <w:ind w:left="2880" w:hanging="360"/>
+      </w:pPr>
+      <w:rPr>
+        <w:rFonts w:ascii="Wingdings" w:hAnsi="Wingdings" w:hint="default"/>
+        <w:sz w:val="20"/>
+      </w:rPr>
+    </w:lvl>
+    <w:lvl w:ilvl="4" w:tentative="1">
+      <w:start w:val="1"/>
+      <w:numFmt w:val="bullet"/>
+      <w:lvlText w:val=""/>
+      <w:lvlJc w:val="left"/>
+      <w:pPr>
+        <w:tabs>
+          <w:tab w:val="num" w:pos="3600"/>
+        </w:tabs>
+        <w:ind w:left="3600" w:hanging="360"/>
+      </w:pPr>
+      <w:rPr>
+        <w:rFonts w:ascii="Wingdings" w:hAnsi="Wingdings" w:hint="default"/>
+        <w:sz w:val="20"/>
+      </w:rPr>
+    </w:lvl>
+    <w:lvl w:ilvl="5" w:tentative="1">
+      <w:start w:val="1"/>
+      <w:numFmt w:val="bullet"/>
+      <w:lvlText w:val=""/>
+      <w:lvlJc w:val="left"/>
+      <w:pPr>
+        <w:tabs>
+          <w:tab w:val="num" w:pos="4320"/>
+        </w:tabs>
+        <w:ind w:left="4320" w:hanging="360"/>
+      </w:pPr>
+      <w:rPr>
+        <w:rFonts w:ascii="Wingdings" w:hAnsi="Wingdings" w:hint="default"/>
+        <w:sz w:val="20"/>
+      </w:rPr>
+    </w:lvl>
+    <w:lvl w:ilvl="6" w:tentative="1">
+      <w:start w:val="1"/>
+      <w:numFmt w:val="bullet"/>
+      <w:lvlText w:val=""/>
+      <w:lvlJc w:val="left"/>
+      <w:pPr>
+        <w:tabs>
+          <w:tab w:val="num" w:pos="5040"/>
+        </w:tabs>
+        <w:ind w:left="5040" w:hanging="360"/>
+      </w:pPr>
+      <w:rPr>
+        <w:rFonts w:ascii="Wingdings" w:hAnsi="Wingdings" w:hint="default"/>
+        <w:sz w:val="20"/>
+      </w:rPr>
+    </w:lvl>
+    <w:lvl w:ilvl="7" w:tentative="1">
+      <w:start w:val="1"/>
+      <w:numFmt w:val="bullet"/>
+      <w:lvlText w:val=""/>
+      <w:lvlJc w:val="left"/>
+      <w:pPr>
+        <w:tabs>
+          <w:tab w:val="num" w:pos="5760"/>
+        </w:tabs>
+        <w:ind w:left="5760" w:hanging="360"/>
+      </w:pPr>
+      <w:rPr>
+        <w:rFonts w:ascii="Wingdings" w:hAnsi="Wingdings" w:hint="default"/>
+        <w:sz w:val="20"/>
+      </w:rPr>
+    </w:lvl>
+    <w:lvl w:ilvl="8" w:tentative="1">
+      <w:start w:val="1"/>
+      <w:numFmt w:val="bullet"/>
+      <w:lvlText w:val=""/>
+      <w:lvlJc w:val="left"/>
+      <w:pPr>
+        <w:tabs>
+          <w:tab w:val="num" w:pos="6480"/>
+        </w:tabs>
+        <w:ind w:left="6480" w:hanging="360"/>
+      </w:pPr>
+      <w:rPr>
+        <w:rFonts w:ascii="Wingdings" w:hAnsi="Wingdings" w:hint="default"/>
+        <w:sz w:val="20"/>
+      </w:rPr>
+    </w:lvl>
+  </w:abstractNum>
+  <w:abstractNum w:abstractNumId="6" w15:restartNumberingAfterBreak="0">
+    <w:nsid w:val="29711D2B"/>
+    <w:multiLevelType w:val="multilevel"/>
+    <w:tmpl w:val="500C68B8"/>
+    <w:lvl w:ilvl="0">
+      <w:start w:val="1"/>
+      <w:numFmt w:val="decimal"/>
+      <w:lvlText w:val="%1."/>
+      <w:lvlJc w:val="left"/>
+      <w:pPr>
+        <w:tabs>
+          <w:tab w:val="num" w:pos="720"/>
+        </w:tabs>
+        <w:ind w:left="720" w:hanging="360"/>
+      </w:pPr>
+    </w:lvl>
+    <w:lvl w:ilvl="1">
+      <w:start w:val="1"/>
+      <w:numFmt w:val="bullet"/>
+      <w:lvlText w:val="o"/>
+      <w:lvlJc w:val="left"/>
+      <w:pPr>
+        <w:tabs>
+          <w:tab w:val="num" w:pos="1440"/>
+        </w:tabs>
+        <w:ind w:left="1440" w:hanging="360"/>
+      </w:pPr>
+      <w:rPr>
+        <w:rFonts w:ascii="Courier New" w:hAnsi="Courier New" w:hint="default"/>
+        <w:sz w:val="20"/>
+      </w:rPr>
+    </w:lvl>
+    <w:lvl w:ilvl="2" w:tentative="1">
+      <w:start w:val="1"/>
+      <w:numFmt w:val="decimal"/>
+      <w:lvlText w:val="%3."/>
+      <w:lvlJc w:val="left"/>
+      <w:pPr>
+        <w:tabs>
+          <w:tab w:val="num" w:pos="2160"/>
+        </w:tabs>
+        <w:ind w:left="2160" w:hanging="360"/>
+      </w:pPr>
+    </w:lvl>
+    <w:lvl w:ilvl="3" w:tentative="1">
+      <w:start w:val="1"/>
+      <w:numFmt w:val="decimal"/>
+      <w:lvlText w:val="%4."/>
+      <w:lvlJc w:val="left"/>
+      <w:pPr>
+        <w:tabs>
+          <w:tab w:val="num" w:pos="2880"/>
+        </w:tabs>
+        <w:ind w:left="2880" w:hanging="360"/>
+      </w:pPr>
+    </w:lvl>
+    <w:lvl w:ilvl="4" w:tentative="1">
+      <w:start w:val="1"/>
+      <w:numFmt w:val="decimal"/>
+      <w:lvlText w:val="%5."/>
+      <w:lvlJc w:val="left"/>
+      <w:pPr>
+        <w:tabs>
+          <w:tab w:val="num" w:pos="3600"/>
+        </w:tabs>
+        <w:ind w:left="3600" w:hanging="360"/>
+      </w:pPr>
+    </w:lvl>
+    <w:lvl w:ilvl="5" w:tentative="1">
+      <w:start w:val="1"/>
+      <w:numFmt w:val="decimal"/>
+      <w:lvlText w:val="%6."/>
+      <w:lvlJc w:val="left"/>
+      <w:pPr>
+        <w:tabs>
+          <w:tab w:val="num" w:pos="4320"/>
+        </w:tabs>
+        <w:ind w:left="4320" w:hanging="360"/>
+      </w:pPr>
+    </w:lvl>
+    <w:lvl w:ilvl="6" w:tentative="1">
+      <w:start w:val="1"/>
+      <w:numFmt w:val="decimal"/>
+      <w:lvlText w:val="%7."/>
+      <w:lvlJc w:val="left"/>
+      <w:pPr>
+        <w:tabs>
+          <w:tab w:val="num" w:pos="5040"/>
+        </w:tabs>
+        <w:ind w:left="5040" w:hanging="360"/>
+      </w:pPr>
+    </w:lvl>
+    <w:lvl w:ilvl="7" w:tentative="1">
+      <w:start w:val="1"/>
+      <w:numFmt w:val="decimal"/>
+      <w:lvlText w:val="%8."/>
+      <w:lvlJc w:val="left"/>
+      <w:pPr>
+        <w:tabs>
+          <w:tab w:val="num" w:pos="5760"/>
+        </w:tabs>
+        <w:ind w:left="5760" w:hanging="360"/>
+      </w:pPr>
+    </w:lvl>
+    <w:lvl w:ilvl="8" w:tentative="1">
+      <w:start w:val="1"/>
+      <w:numFmt w:val="decimal"/>
+      <w:lvlText w:val="%9."/>
+      <w:lvlJc w:val="left"/>
+      <w:pPr>
+        <w:tabs>
+          <w:tab w:val="num" w:pos="6480"/>
+        </w:tabs>
+        <w:ind w:left="6480" w:hanging="360"/>
+      </w:pPr>
+    </w:lvl>
+  </w:abstractNum>
+  <w:abstractNum w:abstractNumId="7" w15:restartNumberingAfterBreak="0">
+    <w:nsid w:val="29B24632"/>
+    <w:multiLevelType w:val="multilevel"/>
+    <w:tmpl w:val="76B45844"/>
+    <w:lvl w:ilvl="0">
+      <w:start w:val="1"/>
+      <w:numFmt w:val="decimal"/>
+      <w:lvlText w:val="%1."/>
+      <w:lvlJc w:val="left"/>
+      <w:pPr>
+        <w:tabs>
+          <w:tab w:val="num" w:pos="720"/>
+        </w:tabs>
+        <w:ind w:left="720" w:hanging="360"/>
+      </w:pPr>
+    </w:lvl>
+    <w:lvl w:ilvl="1" w:tentative="1">
+      <w:start w:val="1"/>
+      <w:numFmt w:val="decimal"/>
+      <w:lvlText w:val="%2."/>
+      <w:lvlJc w:val="left"/>
+      <w:pPr>
+        <w:tabs>
+          <w:tab w:val="num" w:pos="1440"/>
+        </w:tabs>
+        <w:ind w:left="1440" w:hanging="360"/>
+      </w:pPr>
+    </w:lvl>
+    <w:lvl w:ilvl="2" w:tentative="1">
+      <w:start w:val="1"/>
+      <w:numFmt w:val="decimal"/>
+      <w:lvlText w:val="%3."/>
+      <w:lvlJc w:val="left"/>
+      <w:pPr>
+        <w:tabs>
+          <w:tab w:val="num" w:pos="2160"/>
+        </w:tabs>
+        <w:ind w:left="2160" w:hanging="360"/>
+      </w:pPr>
+    </w:lvl>
+    <w:lvl w:ilvl="3" w:tentative="1">
+      <w:start w:val="1"/>
+      <w:numFmt w:val="decimal"/>
+      <w:lvlText w:val="%4."/>
+      <w:lvlJc w:val="left"/>
+      <w:pPr>
+        <w:tabs>
+          <w:tab w:val="num" w:pos="2880"/>
+        </w:tabs>
+        <w:ind w:left="2880" w:hanging="360"/>
+      </w:pPr>
+    </w:lvl>
+    <w:lvl w:ilvl="4" w:tentative="1">
+      <w:start w:val="1"/>
+      <w:numFmt w:val="decimal"/>
+      <w:lvlText w:val="%5."/>
+      <w:lvlJc w:val="left"/>
+      <w:pPr>
+        <w:tabs>
+          <w:tab w:val="num" w:pos="3600"/>
+        </w:tabs>
+        <w:ind w:left="3600" w:hanging="360"/>
+      </w:pPr>
+    </w:lvl>
+    <w:lvl w:ilvl="5" w:tentative="1">
+      <w:start w:val="1"/>
+      <w:numFmt w:val="decimal"/>
+      <w:lvlText w:val="%6."/>
+      <w:lvlJc w:val="left"/>
+      <w:pPr>
+        <w:tabs>
+          <w:tab w:val="num" w:pos="4320"/>
+        </w:tabs>
+        <w:ind w:left="4320" w:hanging="360"/>
+      </w:pPr>
+    </w:lvl>
+    <w:lvl w:ilvl="6" w:tentative="1">
+      <w:start w:val="1"/>
+      <w:numFmt w:val="decimal"/>
+      <w:lvlText w:val="%7."/>
+      <w:lvlJc w:val="left"/>
+      <w:pPr>
+        <w:tabs>
+          <w:tab w:val="num" w:pos="5040"/>
+        </w:tabs>
+        <w:ind w:left="5040" w:hanging="360"/>
+      </w:pPr>
+    </w:lvl>
+    <w:lvl w:ilvl="7" w:tentative="1">
+      <w:start w:val="1"/>
+      <w:numFmt w:val="decimal"/>
+      <w:lvlText w:val="%8."/>
+      <w:lvlJc w:val="left"/>
+      <w:pPr>
+        <w:tabs>
+          <w:tab w:val="num" w:pos="5760"/>
+        </w:tabs>
+        <w:ind w:left="5760" w:hanging="360"/>
+      </w:pPr>
+    </w:lvl>
+    <w:lvl w:ilvl="8" w:tentative="1">
+      <w:start w:val="1"/>
+      <w:numFmt w:val="decimal"/>
+      <w:lvlText w:val="%9."/>
+      <w:lvlJc w:val="left"/>
+      <w:pPr>
+        <w:tabs>
+          <w:tab w:val="num" w:pos="6480"/>
+        </w:tabs>
+        <w:ind w:left="6480" w:hanging="360"/>
+      </w:pPr>
+    </w:lvl>
+  </w:abstractNum>
+  <w:abstractNum w:abstractNumId="8" w15:restartNumberingAfterBreak="0">
     <w:nsid w:val="376442C6"/>
     <w:multiLevelType w:val="multilevel"/>
     <w:tmpl w:val="C1AA0C10"/>
@@ -1903,7 +1920,7 @@
       </w:rPr>
     </w:lvl>
   </w:abstractNum>
-  <w:abstractNum w:abstractNumId="2" w15:restartNumberingAfterBreak="0">
+  <w:abstractNum w:abstractNumId="9" w15:restartNumberingAfterBreak="0">
     <w:nsid w:val="41B27BF1"/>
     <w:multiLevelType w:val="multilevel"/>
     <w:tmpl w:val="58F2C804"/>
@@ -2052,7 +2069,7 @@
       </w:rPr>
     </w:lvl>
   </w:abstractNum>
-  <w:abstractNum w:abstractNumId="3" w15:restartNumberingAfterBreak="0">
+  <w:abstractNum w:abstractNumId="10" w15:restartNumberingAfterBreak="0">
     <w:nsid w:val="45451D3F"/>
     <w:multiLevelType w:val="multilevel"/>
     <w:tmpl w:val="3FCE52FC"/>
@@ -2169,7 +2186,7 @@
       </w:pPr>
     </w:lvl>
   </w:abstractNum>
-  <w:abstractNum w:abstractNumId="4" w15:restartNumberingAfterBreak="0">
+  <w:abstractNum w:abstractNumId="11" w15:restartNumberingAfterBreak="0">
     <w:nsid w:val="50727622"/>
     <w:multiLevelType w:val="multilevel"/>
     <w:tmpl w:val="9AA4F2B6"/>
@@ -2282,7 +2299,7 @@
       </w:pPr>
     </w:lvl>
   </w:abstractNum>
-  <w:abstractNum w:abstractNumId="5" w15:restartNumberingAfterBreak="0">
+  <w:abstractNum w:abstractNumId="12" w15:restartNumberingAfterBreak="0">
     <w:nsid w:val="58447045"/>
     <w:multiLevelType w:val="multilevel"/>
     <w:tmpl w:val="B6601EBC"/>
@@ -2395,7 +2412,7 @@
       </w:pPr>
     </w:lvl>
   </w:abstractNum>
-  <w:abstractNum w:abstractNumId="6" w15:restartNumberingAfterBreak="0">
+  <w:abstractNum w:abstractNumId="13" w15:restartNumberingAfterBreak="0">
     <w:nsid w:val="616E1211"/>
     <w:multiLevelType w:val="multilevel"/>
     <w:tmpl w:val="9006B352"/>
@@ -2544,7 +2561,120 @@
       </w:rPr>
     </w:lvl>
   </w:abstractNum>
-  <w:abstractNum w:abstractNumId="7" w15:restartNumberingAfterBreak="0">
+  <w:abstractNum w:abstractNumId="14" w15:restartNumberingAfterBreak="0">
+    <w:nsid w:val="62A0562C"/>
+    <w:multiLevelType w:val="multilevel"/>
+    <w:tmpl w:val="351866CE"/>
+    <w:lvl w:ilvl="0">
+      <w:start w:val="1"/>
+      <w:numFmt w:val="decimal"/>
+      <w:lvlText w:val="%1."/>
+      <w:lvlJc w:val="left"/>
+      <w:pPr>
+        <w:tabs>
+          <w:tab w:val="num" w:pos="720"/>
+        </w:tabs>
+        <w:ind w:left="720" w:hanging="360"/>
+      </w:pPr>
+    </w:lvl>
+    <w:lvl w:ilvl="1" w:tentative="1">
+      <w:start w:val="1"/>
+      <w:numFmt w:val="decimal"/>
+      <w:lvlText w:val="%2."/>
+      <w:lvlJc w:val="left"/>
+      <w:pPr>
+        <w:tabs>
+          <w:tab w:val="num" w:pos="1440"/>
+        </w:tabs>
+        <w:ind w:left="1440" w:hanging="360"/>
+      </w:pPr>
+    </w:lvl>
+    <w:lvl w:ilvl="2" w:tentative="1">
+      <w:start w:val="1"/>
+      <w:numFmt w:val="decimal"/>
+      <w:lvlText w:val="%3."/>
+      <w:lvlJc w:val="left"/>
+      <w:pPr>
+        <w:tabs>
+          <w:tab w:val="num" w:pos="2160"/>
+        </w:tabs>
+        <w:ind w:left="2160" w:hanging="360"/>
+      </w:pPr>
+    </w:lvl>
+    <w:lvl w:ilvl="3" w:tentative="1">
+      <w:start w:val="1"/>
+      <w:numFmt w:val="decimal"/>
+      <w:lvlText w:val="%4."/>
+      <w:lvlJc w:val="left"/>
+      <w:pPr>
+        <w:tabs>
+          <w:tab w:val="num" w:pos="2880"/>
+        </w:tabs>
+        <w:ind w:left="2880" w:hanging="360"/>
+      </w:pPr>
+    </w:lvl>
+    <w:lvl w:ilvl="4" w:tentative="1">
+      <w:start w:val="1"/>
+      <w:numFmt w:val="decimal"/>
+      <w:lvlText w:val="%5."/>
+      <w:lvlJc w:val="left"/>
+      <w:pPr>
+        <w:tabs>
+          <w:tab w:val="num" w:pos="3600"/>
+        </w:tabs>
+        <w:ind w:left="3600" w:hanging="360"/>
+      </w:pPr>
+    </w:lvl>
+    <w:lvl w:ilvl="5" w:tentative="1">
+      <w:start w:val="1"/>
+      <w:numFmt w:val="decimal"/>
+      <w:lvlText w:val="%6."/>
+      <w:lvlJc w:val="left"/>
+      <w:pPr>
+        <w:tabs>
+          <w:tab w:val="num" w:pos="4320"/>
+        </w:tabs>
+        <w:ind w:left="4320" w:hanging="360"/>
+      </w:pPr>
+    </w:lvl>
+    <w:lvl w:ilvl="6" w:tentative="1">
+      <w:start w:val="1"/>
+      <w:numFmt w:val="decimal"/>
+      <w:lvlText w:val="%7."/>
+      <w:lvlJc w:val="left"/>
+      <w:pPr>
+        <w:tabs>
+          <w:tab w:val="num" w:pos="5040"/>
+        </w:tabs>
+        <w:ind w:left="5040" w:hanging="360"/>
+      </w:pPr>
+    </w:lvl>
+    <w:lvl w:ilvl="7" w:tentative="1">
+      <w:start w:val="1"/>
+      <w:numFmt w:val="decimal"/>
+      <w:lvlText w:val="%8."/>
+      <w:lvlJc w:val="left"/>
+      <w:pPr>
+        <w:tabs>
+          <w:tab w:val="num" w:pos="5760"/>
+        </w:tabs>
+        <w:ind w:left="5760" w:hanging="360"/>
+      </w:pPr>
+    </w:lvl>
+    <w:lvl w:ilvl="8" w:tentative="1">
+      <w:start w:val="1"/>
+      <w:numFmt w:val="decimal"/>
+      <w:lvlText w:val="%9."/>
+      <w:lvlJc w:val="left"/>
+      <w:pPr>
+        <w:tabs>
+          <w:tab w:val="num" w:pos="6480"/>
+        </w:tabs>
+        <w:ind w:left="6480" w:hanging="360"/>
+      </w:pPr>
+    </w:lvl>
+  </w:abstractNum>
+  <w:abstractNum w:abstractNumId="15" w15:restartNumberingAfterBreak="0">
     <w:nsid w:val="681529C9"/>
     <w:multiLevelType w:val="multilevel"/>
     <w:tmpl w:val="653ACBD0"/>
@@ -2693,7 +2823,120 @@
       </w:rPr>
     </w:lvl>
   </w:abstractNum>
-  <w:abstractNum w:abstractNumId="8" w15:restartNumberingAfterBreak="0">
+  <w:abstractNum w:abstractNumId="16" w15:restartNumberingAfterBreak="0">
+    <w:nsid w:val="777B73F2"/>
+    <w:multiLevelType w:val="multilevel"/>
+    <w:tmpl w:val="CD06EEFA"/>
+    <w:lvl w:ilvl="0">
+      <w:start w:val="1"/>
+      <w:numFmt w:val="decimal"/>
+      <w:lvlText w:val="%1."/>
+      <w:lvlJc w:val="left"/>
+      <w:pPr>
+        <w:tabs>
+          <w:tab w:val="num" w:pos="720"/>
+        </w:tabs>
+        <w:ind w:left="720" w:hanging="360"/>
+      </w:pPr>
+    </w:lvl>
+    <w:lvl w:ilvl="1" w:tentative="1">
+      <w:start w:val="1"/>
+      <w:numFmt w:val="decimal"/>
+      <w:lvlText w:val="%2."/>
+      <w:lvlJc w:val="left"/>
+      <w:pPr>
+        <w:tabs>
+          <w:tab w:val="num" w:pos="1440"/>
+        </w:tabs>
+        <w:ind w:left="1440" w:hanging="360"/>
+      </w:pPr>
+    </w:lvl>
+    <w:lvl w:ilvl="2" w:tentative="1">
+      <w:start w:val="1"/>
+      <w:numFmt w:val="decimal"/>
+      <w:lvlText w:val="%3."/>
+      <w:lvlJc w:val="left"/>
+      <w:pPr>
+        <w:tabs>
+          <w:tab w:val="num" w:pos="2160"/>
+        </w:tabs>
+        <w:ind w:left="2160" w:hanging="360"/>
+      </w:pPr>
+    </w:lvl>
+    <w:lvl w:ilvl="3" w:tentative="1">
+      <w:start w:val="1"/>
+      <w:numFmt w:val="decimal"/>
+      <w:lvlText w:val="%4."/>
+      <w:lvlJc w:val="left"/>
+      <w:pPr>
+        <w:tabs>
+          <w:tab w:val="num" w:pos="2880"/>
+        </w:tabs>
+        <w:ind w:left="2880" w:hanging="360"/>
+      </w:pPr>
+    </w:lvl>
+    <w:lvl w:ilvl="4" w:tentative="1">
+      <w:start w:val="1"/>
+      <w:numFmt w:val="decimal"/>
+      <w:lvlText w:val="%5."/>
+      <w:lvlJc w:val="left"/>
+      <w:pPr>
+        <w:tabs>
+          <w:tab w:val="num" w:pos="3600"/>
+        </w:tabs>
+        <w:ind w:left="3600" w:hanging="360"/>
+      </w:pPr>
+    </w:lvl>
+    <w:lvl w:ilvl="5" w:tentative="1">
+      <w:start w:val="1"/>
+      <w:numFmt w:val="decimal"/>
+      <w:lvlText w:val="%6."/>
+      <w:lvlJc w:val="left"/>
+      <w:pPr>
+        <w:tabs>
+          <w:tab w:val="num" w:pos="4320"/>
+        </w:tabs>
+        <w:ind w:left="4320" w:hanging="360"/>
+      </w:pPr>
+    </w:lvl>
+    <w:lvl w:ilvl="6" w:tentative="1">
+      <w:start w:val="1"/>
+      <w:numFmt w:val="decimal"/>
+      <w:lvlText w:val="%7."/>
+      <w:lvlJc w:val="left"/>
+      <w:pPr>
+        <w:tabs>
+          <w:tab w:val="num" w:pos="5040"/>
+        </w:tabs>
+        <w:ind w:left="5040" w:hanging="360"/>
+      </w:pPr>
+    </w:lvl>
+    <w:lvl w:ilvl="7" w:tentative="1">
+      <w:start w:val="1"/>
+      <w:numFmt w:val="decimal"/>
+      <w:lvlText w:val="%8."/>
+      <w:lvlJc w:val="left"/>
+      <w:pPr>
+        <w:tabs>
+          <w:tab w:val="num" w:pos="5760"/>
+        </w:tabs>
+        <w:ind w:left="5760" w:hanging="360"/>
+      </w:pPr>
+    </w:lvl>
+    <w:lvl w:ilvl="8" w:tentative="1">
+      <w:start w:val="1"/>
+      <w:numFmt w:val="decimal"/>
+      <w:lvlText w:val="%9."/>
+      <w:lvlJc w:val="left"/>
+      <w:pPr>
+        <w:tabs>
+          <w:tab w:val="num" w:pos="6480"/>
+        </w:tabs>
+        <w:ind w:left="6480" w:hanging="360"/>
+      </w:pPr>
+    </w:lvl>
+  </w:abstractNum>
+  <w:abstractNum w:abstractNumId="17" w15:restartNumberingAfterBreak="0">
     <w:nsid w:val="797E167C"/>
     <w:multiLevelType w:val="multilevel"/>
     <w:tmpl w:val="A664F1CE"/>
@@ -2842,38 +3085,65 @@
       </w:rPr>
     </w:lvl>
   </w:abstractNum>
-  <w:num w:numId="1">
+  <w:num w:numId="1" w16cid:durableId="659307159">
+    <w:abstractNumId w:val="4"/>
+  </w:num>
+  <w:num w:numId="2" w16cid:durableId="1417895205">
+    <w:abstractNumId w:val="9"/>
+  </w:num>
+  <w:num w:numId="3" w16cid:durableId="858550">
+    <w:abstractNumId w:val="15"/>
+  </w:num>
+  <w:num w:numId="4" w16cid:durableId="1165587989">
+    <w:abstractNumId w:val="11"/>
+  </w:num>
+  <w:num w:numId="5" w16cid:durableId="191965996">
+    <w:abstractNumId w:val="13"/>
+  </w:num>
+  <w:num w:numId="6" w16cid:durableId="381557874">
+    <w:abstractNumId w:val="17"/>
+  </w:num>
+  <w:num w:numId="7" w16cid:durableId="1113092169">
+    <w:abstractNumId w:val="12"/>
+  </w:num>
+  <w:num w:numId="8" w16cid:durableId="7799350">
+    <w:abstractNumId w:val="10"/>
+  </w:num>
+  <w:num w:numId="9" w16cid:durableId="1642883165">
+    <w:abstractNumId w:val="8"/>
+  </w:num>
+  <w:num w:numId="10" w16cid:durableId="1096556639">
+    <w:abstractNumId w:val="16"/>
+  </w:num>
+  <w:num w:numId="11" w16cid:durableId="1755860430">
+    <w:abstractNumId w:val="3"/>
+  </w:num>
+  <w:num w:numId="12" w16cid:durableId="1050878928">
+    <w:abstractNumId w:val="2"/>
+  </w:num>
+  <w:num w:numId="13" w16cid:durableId="1162893591">
+    <w:abstractNumId w:val="7"/>
+  </w:num>
+  <w:num w:numId="14" w16cid:durableId="101151481">
+    <w:abstractNumId w:val="1"/>
+  </w:num>
+  <w:num w:numId="15" w16cid:durableId="127474791">
     <w:abstractNumId w:val="0"/>
   </w:num>
-  <w:num w:numId="2">
-    <w:abstractNumId w:val="2"/>
+  <w:num w:numId="16" w16cid:durableId="1019507617">
+    <w:abstractNumId w:val="14"/>
   </w:num>
-  <w:num w:numId="3">
-    <w:abstractNumId w:val="7"/>
-  </w:num>
-  <w:num w:numId="4">
-    <w:abstractNumId w:val="4"/>
-  </w:num>
-  <w:num w:numId="5">
+  <w:num w:numId="17" w16cid:durableId="1583568585">
     <w:abstractNumId w:val="6"/>
   </w:num>
-  <w:num w:numId="6">
-    <w:abstractNumId w:val="8"/>
-  </w:num>
-  <w:num w:numId="7">
+  <w:num w:numId="18" w16cid:durableId="1824076742">
     <w:abstractNumId w:val="5"/>
-  </w:num>
-  <w:num w:numId="8">
-    <w:abstractNumId w:val="3"/>
-  </w:num>
-  <w:num w:numId="9">
-    <w:abstractNumId w:val="1"/>
   </w:num>
 </w:numbering>
 </file>
 
 <file path=word/styles.xml><?xml version="1.0" encoding="utf-8"?>
-<w:styles xmlns:mc="http://schemas.openxmlformats.org/markup-compatibility/2006" xmlns:r="http://schemas.openxmlformats.org/officeDocument/2006/relationships" xmlns:w="http://schemas.openxmlformats.org/wordprocessingml/2006/main" xmlns:w14="http://schemas.microsoft.com/office/word/2010/wordml" xmlns:w15="http://schemas.microsoft.com/office/word/2012/wordml" xmlns:w16cid="http://schemas.microsoft.com/office/word/2016/wordml/cid" xmlns:w16se="http://schemas.microsoft.com/office/word/2015/wordml/symex" mc:Ignorable="w14 w15 w16se w16cid">
+<w:styles xmlns:mc="http://schemas.openxmlformats.org/markup-compatibility/2006" xmlns:r="http://schemas.openxmlformats.org/officeDocument/2006/relationships" xmlns:w="http://schemas.openxmlformats.org/wordprocessingml/2006/main" xmlns:w14="http://schemas.microsoft.com/office/word/2010/wordml" xmlns:w15="http://schemas.microsoft.com/office/word/2012/wordml" xmlns:w16cex="http://schemas.microsoft.com/office/word/2018/wordml/cex" xmlns:w16cid="http://schemas.microsoft.com/office/word/2016/wordml/cid" xmlns:w16="http://schemas.microsoft.com/office/word/2018/wordml" xmlns:w16du="http://schemas.microsoft.com/office/word/2023/wordml/word16du" xmlns:w16sdtdh="http://schemas.microsoft.com/office/word/2020/wordml/sdtdatahash" xmlns:w16sdtfl="http://schemas.microsoft.com/office/word/2024/wordml/sdtformatlock" xmlns:w16se="http://schemas.microsoft.com/office/word/2015/wordml/symex" mc:Ignorable="w14 w15 w16se w16cid w16 w16cex w16sdtdh w16sdtfl w16du">
   <w:docDefaults>
     <w:rPrDefault>
       <w:rPr>
@@ -2889,7 +3159,7 @@
       </w:pPr>
     </w:pPrDefault>
   </w:docDefaults>
-  <w:latentStyles w:defLockedState="0" w:defUIPriority="99" w:defSemiHidden="0" w:defUnhideWhenUsed="0" w:defQFormat="0" w:count="375">
+  <w:latentStyles w:defLockedState="0" w:defUIPriority="99" w:defSemiHidden="0" w:defUnhideWhenUsed="0" w:defQFormat="0" w:count="376">
     <w:lsdException w:name="Normal" w:uiPriority="0" w:qFormat="1"/>
     <w:lsdException w:name="heading 1" w:uiPriority="9" w:qFormat="1"/>
     <w:lsdException w:name="heading 2" w:semiHidden="1" w:uiPriority="9" w:unhideWhenUsed="1" w:qFormat="1"/>
@@ -3265,10 +3535,34 @@
     <w:lsdException w:name="Smart Hyperlink" w:semiHidden="1" w:unhideWhenUsed="1"/>
     <w:lsdException w:name="Hashtag" w:semiHidden="1" w:unhideWhenUsed="1"/>
     <w:lsdException w:name="Unresolved Mention" w:semiHidden="1" w:unhideWhenUsed="1"/>
+    <w:lsdException w:name="Smart Link" w:semiHidden="1" w:unhideWhenUsed="1"/>
   </w:latentStyles>
   <w:style w:type="paragraph" w:default="1" w:styleId="Normal">
     <w:name w:val="Normal"/>
     <w:qFormat/>
+  </w:style>
+  <w:style w:type="paragraph" w:styleId="Heading2">
+    <w:name w:val="heading 2"/>
+    <w:basedOn w:val="Normal"/>
+    <w:next w:val="Normal"/>
+    <w:link w:val="Heading2Char"/>
+    <w:uiPriority w:val="9"/>
+    <w:semiHidden/>
+    <w:unhideWhenUsed/>
+    <w:qFormat/>
+    <w:rsid w:val="0002689E"/>
+    <w:pPr>
+      <w:keepNext/>
+      <w:keepLines/>
+      <w:spacing w:before="40" w:after="0"/>
+      <w:outlineLvl w:val="1"/>
+    </w:pPr>
+    <w:rPr>
+      <w:rFonts w:asciiTheme="majorHAnsi" w:eastAsiaTheme="majorEastAsia" w:hAnsiTheme="majorHAnsi" w:cstheme="majorBidi"/>
+      <w:color w:val="2F5496" w:themeColor="accent1" w:themeShade="BF"/>
+      <w:sz w:val="26"/>
+      <w:szCs w:val="26"/>
+    </w:rPr>
   </w:style>
   <w:style w:type="paragraph" w:styleId="Heading3">
     <w:name w:val="heading 3"/>
@@ -3293,7 +3587,6 @@
   <w:style w:type="character" w:default="1" w:styleId="DefaultParagraphFont">
     <w:name w:val="Default Paragraph Font"/>
     <w:uiPriority w:val="1"/>
-    <w:semiHidden/>
     <w:unhideWhenUsed/>
   </w:style>
   <w:style w:type="table" w:default="1" w:styleId="TableNormal">
@@ -3373,6 +3666,20 @@
       <w:ind w:left="720"/>
       <w:contextualSpacing/>
     </w:pPr>
+  </w:style>
+  <w:style w:type="character" w:customStyle="1" w:styleId="Heading2Char">
+    <w:name w:val="Heading 2 Char"/>
+    <w:basedOn w:val="DefaultParagraphFont"/>
+    <w:link w:val="Heading2"/>
+    <w:uiPriority w:val="9"/>
+    <w:semiHidden/>
+    <w:rsid w:val="0002689E"/>
+    <w:rPr>
+      <w:rFonts w:asciiTheme="majorHAnsi" w:eastAsiaTheme="majorEastAsia" w:hAnsiTheme="majorHAnsi" w:cstheme="majorBidi"/>
+      <w:color w:val="2F5496" w:themeColor="accent1" w:themeShade="BF"/>
+      <w:sz w:val="26"/>
+      <w:szCs w:val="26"/>
+    </w:rPr>
   </w:style>
 </w:styles>
 </file>
